--- a/작업일지/졸업작품 작업일지 - 20+31주차.docx
+++ b/작업일지/졸업작품 작업일지 - 20+31주차.docx
@@ -91,8 +91,18 @@
                 <w:b/>
                 <w:sz w:val="18"/>
               </w:rPr>
-              <w:t>2020180033 장명운</w:t>
-            </w:r>
+              <w:t xml:space="preserve">2020180033 </w:t>
+            </w:r>
+            <w:proofErr w:type="spellStart"/>
+            <w:r>
+              <w:rPr>
+                <w:rFonts w:hint="eastAsia"/>
+                <w:b/>
+                <w:sz w:val="18"/>
+              </w:rPr>
+              <w:t>장명운</w:t>
+            </w:r>
+            <w:proofErr w:type="spellEnd"/>
           </w:p>
           <w:p>
             <w:pPr>
@@ -508,16 +518,24 @@
             <w:pPr>
               <w:jc w:val="left"/>
               <w:rPr>
-                <w:rFonts w:hint="eastAsia"/>
                 <w:b/>
               </w:rPr>
             </w:pPr>
-            <w:r>
-              <w:rPr>
-                <w:rFonts w:hint="eastAsia"/>
-                <w:b/>
-              </w:rPr>
-              <w:t xml:space="preserve">장명운: </w:t>
+            <w:proofErr w:type="spellStart"/>
+            <w:r>
+              <w:rPr>
+                <w:rFonts w:hint="eastAsia"/>
+                <w:b/>
+              </w:rPr>
+              <w:t>장명운</w:t>
+            </w:r>
+            <w:proofErr w:type="spellEnd"/>
+            <w:r>
+              <w:rPr>
+                <w:rFonts w:hint="eastAsia"/>
+                <w:b/>
+              </w:rPr>
+              <w:t xml:space="preserve">: </w:t>
             </w:r>
             <w:r>
               <w:rPr>
@@ -593,6 +611,7 @@
               </w:rPr>
               <w:t xml:space="preserve">이종진: </w:t>
             </w:r>
+            <w:proofErr w:type="spellStart"/>
             <w:r>
               <w:rPr>
                 <w:rFonts w:hint="eastAsia"/>
@@ -600,7 +619,37 @@
                 <w:bCs/>
                 <w:szCs w:val="20"/>
               </w:rPr>
-              <w:t>Shader Graph 대응 방법 추가, 궁수 이펙트 4종 추가</w:t>
+              <w:t>창술사</w:t>
+            </w:r>
+            <w:proofErr w:type="spellEnd"/>
+            <w:r>
+              <w:rPr>
+                <w:rFonts w:hint="eastAsia"/>
+                <w:b/>
+                <w:bCs/>
+                <w:szCs w:val="20"/>
+              </w:rPr>
+              <w:t xml:space="preserve"> 이펙트 추가, </w:t>
+            </w:r>
+            <w:proofErr w:type="spellStart"/>
+            <w:r>
+              <w:rPr>
+                <w:rFonts w:hint="eastAsia"/>
+                <w:b/>
+                <w:bCs/>
+                <w:szCs w:val="20"/>
+              </w:rPr>
+              <w:t>로비씬</w:t>
+            </w:r>
+            <w:proofErr w:type="spellEnd"/>
+            <w:r>
+              <w:rPr>
+                <w:rFonts w:hint="eastAsia"/>
+                <w:b/>
+                <w:bCs/>
+                <w:szCs w:val="20"/>
+              </w:rPr>
+              <w:t xml:space="preserve"> 추가</w:t>
             </w:r>
           </w:p>
         </w:tc>
@@ -638,13 +687,23 @@
           <w:szCs w:val="32"/>
         </w:rPr>
       </w:pPr>
+      <w:proofErr w:type="spellStart"/>
       <w:r>
         <w:rPr>
           <w:rFonts w:hint="eastAsia"/>
           <w:sz w:val="28"/>
           <w:szCs w:val="32"/>
         </w:rPr>
-        <w:t>장명운:</w:t>
+        <w:t>장명운</w:t>
+      </w:r>
+      <w:proofErr w:type="spellEnd"/>
+      <w:r>
+        <w:rPr>
+          <w:rFonts w:hint="eastAsia"/>
+          <w:sz w:val="28"/>
+          <w:szCs w:val="32"/>
+        </w:rPr>
+        <w:t>:</w:t>
       </w:r>
     </w:p>
     <w:p>
@@ -796,7 +855,6 @@
         <w:ind w:leftChars="0"/>
         <w:jc w:val="left"/>
         <w:rPr>
-          <w:rFonts w:hint="eastAsia"/>
           <w:sz w:val="22"/>
         </w:rPr>
       </w:pPr>
@@ -1415,6 +1473,7 @@
         <w:autoSpaceDE/>
         <w:autoSpaceDN/>
         <w:rPr>
+          <w:rFonts w:hint="eastAsia"/>
           <w:sz w:val="22"/>
         </w:rPr>
       </w:pPr>
@@ -1424,20 +1483,6 @@
         </w:rPr>
         <w:br w:type="page"/>
       </w:r>
-    </w:p>
-    <w:p>
-      <w:pPr>
-        <w:pStyle w:val="a3"/>
-        <w:numPr>
-          <w:ilvl w:val="0"/>
-          <w:numId w:val="1"/>
-        </w:numPr>
-        <w:ind w:leftChars="0"/>
-        <w:jc w:val="left"/>
-        <w:rPr>
-          <w:sz w:val="22"/>
-        </w:rPr>
-      </w:pPr>
     </w:p>
     <w:p>
       <w:pPr>
@@ -1453,6 +1498,7 @@
           <w:sz w:val="28"/>
           <w:szCs w:val="32"/>
         </w:rPr>
+        <w:lastRenderedPageBreak/>
         <w:t>이종진:</w:t>
       </w:r>
     </w:p>
@@ -1461,6 +1507,7 @@
         <w:ind w:leftChars="200" w:left="400"/>
         <w:jc w:val="left"/>
         <w:rPr>
+          <w:rFonts w:hint="eastAsia"/>
           <w:b/>
           <w:bCs/>
           <w:sz w:val="18"/>
@@ -1486,6 +1533,7 @@
         </w:rPr>
         <w:t xml:space="preserve">. </w:t>
       </w:r>
+      <w:proofErr w:type="spellStart"/>
       <w:r>
         <w:rPr>
           <w:rFonts w:hint="eastAsia"/>
@@ -1494,7 +1542,18 @@
           <w:sz w:val="18"/>
           <w:szCs w:val="20"/>
         </w:rPr>
-        <w:t>Shader Graph 대응 방법 고안</w:t>
+        <w:t>창술사</w:t>
+      </w:r>
+      <w:proofErr w:type="spellEnd"/>
+      <w:r>
+        <w:rPr>
+          <w:rFonts w:hint="eastAsia"/>
+          <w:b/>
+          <w:bCs/>
+          <w:sz w:val="18"/>
+          <w:szCs w:val="20"/>
+        </w:rPr>
+        <w:t xml:space="preserve"> 이펙트 4종 추가</w:t>
       </w:r>
     </w:p>
     <w:p>
@@ -1516,62 +1575,33 @@
       </w:pPr>
       <w:r>
         <w:rPr>
-          <w:rFonts w:hint="eastAsia"/>
-          <w:sz w:val="18"/>
-          <w:szCs w:val="20"/>
-        </w:rPr>
-        <w:t xml:space="preserve">유니티 VFX </w:t>
-      </w:r>
-      <w:proofErr w:type="spellStart"/>
-      <w:r>
-        <w:rPr>
-          <w:rFonts w:hint="eastAsia"/>
-          <w:sz w:val="18"/>
-          <w:szCs w:val="20"/>
-        </w:rPr>
-        <w:t>에셋을</w:t>
-      </w:r>
-      <w:proofErr w:type="spellEnd"/>
-      <w:r>
-        <w:rPr>
-          <w:rFonts w:hint="eastAsia"/>
-          <w:sz w:val="18"/>
-          <w:szCs w:val="20"/>
-        </w:rPr>
-        <w:t xml:space="preserve"> 사용하려 할 때 그 </w:t>
-      </w:r>
-      <w:proofErr w:type="spellStart"/>
-      <w:r>
-        <w:rPr>
-          <w:rFonts w:hint="eastAsia"/>
-          <w:sz w:val="18"/>
-          <w:szCs w:val="20"/>
-        </w:rPr>
-        <w:t>에셋이</w:t>
-      </w:r>
-      <w:proofErr w:type="spellEnd"/>
-      <w:r>
-        <w:rPr>
-          <w:rFonts w:hint="eastAsia"/>
-          <w:sz w:val="18"/>
-          <w:szCs w:val="20"/>
-        </w:rPr>
-        <w:t xml:space="preserve"> Unity 시스템 중 하나인 Shader Graph를 사용한다면</w:t>
-      </w:r>
-      <w:r>
-        <w:rPr>
-          <w:sz w:val="18"/>
-          <w:szCs w:val="20"/>
-        </w:rPr>
-        <w:br/>
-      </w:r>
-      <w:r>
-        <w:rPr>
-          <w:rFonts w:hint="eastAsia"/>
-          <w:sz w:val="18"/>
-          <w:szCs w:val="20"/>
-        </w:rPr>
-        <w:t>임포트하기 까다롭다.</w:t>
+          <w:sz w:val="18"/>
+          <w:szCs w:val="20"/>
+        </w:rPr>
+        <w:t>P</w:t>
+      </w:r>
+      <w:r>
+        <w:rPr>
+          <w:sz w:val="18"/>
+          <w:szCs w:val="20"/>
+        </w:rPr>
+        <w:t>iercing</w:t>
+      </w:r>
+      <w:r>
+        <w:rPr>
+          <w:rFonts w:hint="eastAsia"/>
+          <w:sz w:val="18"/>
+          <w:szCs w:val="20"/>
+        </w:rPr>
+        <w:t>: 전방으로 창을 찌르는 스킬이다</w:t>
+      </w:r>
+      <w:r>
+        <w:rPr>
+          <w:rFonts w:hint="eastAsia"/>
+          <w:sz w:val="18"/>
+          <w:szCs w:val="20"/>
+        </w:rPr>
+        <w:t>.</w:t>
       </w:r>
     </w:p>
     <w:p>
@@ -1591,14 +1621,6 @@
           <w:szCs w:val="20"/>
         </w:rPr>
       </w:pPr>
-      <w:r>
-        <w:rPr>
-          <w:rFonts w:hint="eastAsia"/>
-          <w:sz w:val="18"/>
-          <w:szCs w:val="20"/>
-        </w:rPr>
-        <w:t xml:space="preserve">Hit, Muzzle 같이 평면적으로 보여도 괜찮은 이펙트들은 재생한 모습을 녹화를 해서 </w:t>
-      </w:r>
       <w:proofErr w:type="spellStart"/>
       <w:r>
         <w:rPr>
@@ -1606,7 +1628,14 @@
           <w:sz w:val="18"/>
           <w:szCs w:val="20"/>
         </w:rPr>
-        <w:t>스프라이트로</w:t>
+        <w:t>P</w:t>
+      </w:r>
+      <w:r>
+        <w:rPr>
+          <w:sz w:val="18"/>
+          <w:szCs w:val="20"/>
+        </w:rPr>
+        <w:t>iercingSlash</w:t>
       </w:r>
       <w:proofErr w:type="spellEnd"/>
       <w:r>
@@ -1615,30 +1644,15 @@
           <w:sz w:val="18"/>
           <w:szCs w:val="20"/>
         </w:rPr>
-        <w:t xml:space="preserve"> 만들어</w:t>
-      </w:r>
-      <w:r>
-        <w:rPr>
-          <w:sz w:val="18"/>
-          <w:szCs w:val="20"/>
-        </w:rPr>
-        <w:br/>
-      </w:r>
-      <w:r>
-        <w:rPr>
-          <w:rFonts w:hint="eastAsia"/>
-          <w:sz w:val="18"/>
-          <w:szCs w:val="20"/>
-        </w:rPr>
-        <w:t>사용한다.</w:t>
-      </w:r>
-      <w:r>
-        <w:rPr>
-          <w:rFonts w:hint="eastAsia"/>
-          <w:sz w:val="18"/>
-          <w:szCs w:val="20"/>
-        </w:rPr>
-        <w:t xml:space="preserve"> 이 방법을 bake한다고 표현한다.</w:t>
+        <w:t>: 창을 휘두르는 스킬이다</w:t>
+      </w:r>
+      <w:r>
+        <w:rPr>
+          <w:rFonts w:hint="eastAsia"/>
+          <w:sz w:val="18"/>
+          <w:szCs w:val="20"/>
+        </w:rPr>
+        <w:t>.</w:t>
       </w:r>
     </w:p>
     <w:p>
@@ -1658,99 +1672,38 @@
           <w:szCs w:val="20"/>
         </w:rPr>
       </w:pPr>
-      <w:r>
-        <w:rPr>
-          <w:rFonts w:hint="eastAsia"/>
-          <w:sz w:val="18"/>
-          <w:szCs w:val="20"/>
-        </w:rPr>
-        <w:t>유니티의 Recorder를 이용해서 사용할 이펙트를 녹화했다.</w:t>
-      </w:r>
-    </w:p>
-    <w:p>
-      <w:pPr>
-        <w:tabs>
-          <w:tab w:val="num" w:pos="1120"/>
-        </w:tabs>
-        <w:ind w:left="1120"/>
-        <w:jc w:val="left"/>
-        <w:rPr>
-          <w:sz w:val="18"/>
-          <w:szCs w:val="20"/>
-        </w:rPr>
-      </w:pPr>
-    </w:p>
-    <w:p>
-      <w:pPr>
-        <w:ind w:leftChars="200" w:left="400"/>
-        <w:jc w:val="left"/>
-        <w:rPr>
-          <w:b/>
-          <w:bCs/>
-          <w:sz w:val="18"/>
-          <w:szCs w:val="20"/>
-        </w:rPr>
-      </w:pPr>
-      <w:r>
-        <w:rPr>
-          <w:rFonts w:hint="eastAsia"/>
-          <w:b/>
-          <w:bCs/>
-          <w:sz w:val="18"/>
-          <w:szCs w:val="20"/>
-        </w:rPr>
-        <w:t>2</w:t>
-      </w:r>
-      <w:r>
-        <w:rPr>
-          <w:b/>
-          <w:bCs/>
-          <w:sz w:val="18"/>
-          <w:szCs w:val="20"/>
-        </w:rPr>
-        <w:t xml:space="preserve">. </w:t>
-      </w:r>
-      <w:r>
-        <w:rPr>
-          <w:rFonts w:hint="eastAsia"/>
-          <w:b/>
-          <w:bCs/>
-          <w:sz w:val="18"/>
-          <w:szCs w:val="20"/>
-        </w:rPr>
-        <w:t xml:space="preserve">Arrow, Arrow Rain, Arrow Volley, </w:t>
-      </w:r>
       <w:proofErr w:type="spellStart"/>
       <w:r>
         <w:rPr>
           <w:rFonts w:hint="eastAsia"/>
-          <w:b/>
-          <w:bCs/>
-          <w:sz w:val="18"/>
-          <w:szCs w:val="20"/>
-        </w:rPr>
-        <w:t>EnergyExplosionArrow</w:t>
+          <w:sz w:val="18"/>
+          <w:szCs w:val="20"/>
+        </w:rPr>
+        <w:t>P</w:t>
+      </w:r>
+      <w:r>
+        <w:rPr>
+          <w:sz w:val="18"/>
+          <w:szCs w:val="20"/>
+        </w:rPr>
+        <w:t>iercingCircleSlash</w:t>
       </w:r>
       <w:proofErr w:type="spellEnd"/>
       <w:r>
         <w:rPr>
           <w:rFonts w:hint="eastAsia"/>
-          <w:b/>
-          <w:bCs/>
-          <w:sz w:val="18"/>
-          <w:szCs w:val="20"/>
-        </w:rPr>
-        <w:t>, Tornado Shot 추가</w:t>
-      </w:r>
-      <w:r>
-        <w:rPr>
-          <w:rFonts w:hint="eastAsia"/>
-          <w:b/>
-          <w:bCs/>
-          <w:sz w:val="18"/>
-          <w:szCs w:val="20"/>
-        </w:rPr>
-        <w:t xml:space="preserve"> </w:t>
+          <w:sz w:val="18"/>
+          <w:szCs w:val="20"/>
+        </w:rPr>
+        <w:t>: 창을 연속으로 휘두르는 스킬이다</w:t>
+      </w:r>
+      <w:r>
+        <w:rPr>
+          <w:rFonts w:hint="eastAsia"/>
+          <w:sz w:val="18"/>
+          <w:szCs w:val="20"/>
+        </w:rPr>
+        <w:t>.</w:t>
       </w:r>
     </w:p>
     <w:p>
@@ -1770,13 +1723,106 @@
           <w:szCs w:val="20"/>
         </w:rPr>
       </w:pPr>
-      <w:r>
-        <w:rPr>
-          <w:rFonts w:hint="eastAsia"/>
-          <w:sz w:val="18"/>
-          <w:szCs w:val="20"/>
-        </w:rPr>
-        <w:t>기본 공격인 Arrow 이펙트를 추가했다.</w:t>
+      <w:proofErr w:type="spellStart"/>
+      <w:r>
+        <w:rPr>
+          <w:rFonts w:hint="eastAsia"/>
+          <w:sz w:val="18"/>
+          <w:szCs w:val="20"/>
+        </w:rPr>
+        <w:t>P</w:t>
+      </w:r>
+      <w:r>
+        <w:rPr>
+          <w:sz w:val="18"/>
+          <w:szCs w:val="20"/>
+        </w:rPr>
+        <w:t>iercingMulti</w:t>
+      </w:r>
+      <w:proofErr w:type="spellEnd"/>
+      <w:r>
+        <w:rPr>
+          <w:rFonts w:hint="eastAsia"/>
+          <w:sz w:val="18"/>
+          <w:szCs w:val="20"/>
+        </w:rPr>
+        <w:t>: piercing 스킬을 재활용해서 앞을 여러 번 찌르도록 만든 스킬이다.</w:t>
+      </w:r>
+    </w:p>
+    <w:p>
+      <w:pPr>
+        <w:tabs>
+          <w:tab w:val="num" w:pos="1120"/>
+        </w:tabs>
+        <w:ind w:left="1120"/>
+        <w:jc w:val="left"/>
+        <w:rPr>
+          <w:sz w:val="18"/>
+          <w:szCs w:val="20"/>
+        </w:rPr>
+      </w:pPr>
+    </w:p>
+    <w:p>
+      <w:pPr>
+        <w:ind w:leftChars="200" w:left="400"/>
+        <w:jc w:val="left"/>
+        <w:rPr>
+          <w:b/>
+          <w:bCs/>
+          <w:sz w:val="18"/>
+          <w:szCs w:val="20"/>
+        </w:rPr>
+      </w:pPr>
+      <w:r>
+        <w:rPr>
+          <w:rFonts w:hint="eastAsia"/>
+          <w:b/>
+          <w:bCs/>
+          <w:sz w:val="18"/>
+          <w:szCs w:val="20"/>
+        </w:rPr>
+        <w:t>2</w:t>
+      </w:r>
+      <w:r>
+        <w:rPr>
+          <w:b/>
+          <w:bCs/>
+          <w:sz w:val="18"/>
+          <w:szCs w:val="20"/>
+        </w:rPr>
+        <w:t xml:space="preserve">. </w:t>
+      </w:r>
+      <w:proofErr w:type="spellStart"/>
+      <w:r>
+        <w:rPr>
+          <w:rFonts w:hint="eastAsia"/>
+          <w:b/>
+          <w:bCs/>
+          <w:sz w:val="18"/>
+          <w:szCs w:val="20"/>
+        </w:rPr>
+        <w:t>로비씬</w:t>
+      </w:r>
+      <w:proofErr w:type="spellEnd"/>
+      <w:r>
+        <w:rPr>
+          <w:rFonts w:hint="eastAsia"/>
+          <w:b/>
+          <w:bCs/>
+          <w:sz w:val="18"/>
+          <w:szCs w:val="20"/>
+        </w:rPr>
+        <w:t xml:space="preserve"> 추가</w:t>
+      </w:r>
+      <w:r>
+        <w:rPr>
+          <w:rFonts w:hint="eastAsia"/>
+          <w:b/>
+          <w:bCs/>
+          <w:sz w:val="18"/>
+          <w:szCs w:val="20"/>
+        </w:rPr>
+        <w:t xml:space="preserve"> </w:t>
       </w:r>
     </w:p>
     <w:p>
@@ -1802,7 +1848,33 @@
           <w:sz w:val="18"/>
           <w:szCs w:val="20"/>
         </w:rPr>
-        <w:t>Arrow를 활용해 Arrow Rain과 Arrow Volley를 추가했다.</w:t>
+        <w:t xml:space="preserve">멀티 플레이를 위한 </w:t>
+      </w:r>
+      <w:proofErr w:type="spellStart"/>
+      <w:r>
+        <w:rPr>
+          <w:rFonts w:hint="eastAsia"/>
+          <w:sz w:val="18"/>
+          <w:szCs w:val="20"/>
+        </w:rPr>
+        <w:t>로비씬을</w:t>
+      </w:r>
+      <w:proofErr w:type="spellEnd"/>
+      <w:r>
+        <w:rPr>
+          <w:rFonts w:hint="eastAsia"/>
+          <w:sz w:val="18"/>
+          <w:szCs w:val="20"/>
+        </w:rPr>
+        <w:t xml:space="preserve"> 추가했다</w:t>
+      </w:r>
+      <w:r>
+        <w:rPr>
+          <w:rFonts w:hint="eastAsia"/>
+          <w:sz w:val="18"/>
+          <w:szCs w:val="20"/>
+        </w:rPr>
+        <w:t>.</w:t>
       </w:r>
     </w:p>
     <w:p>
@@ -1822,14 +1894,6 @@
           <w:szCs w:val="20"/>
         </w:rPr>
       </w:pPr>
-      <w:r>
-        <w:rPr>
-          <w:rFonts w:hint="eastAsia"/>
-          <w:sz w:val="18"/>
-          <w:szCs w:val="20"/>
-        </w:rPr>
-        <w:t xml:space="preserve">Bake한 이미지를 이용해 </w:t>
-      </w:r>
       <w:proofErr w:type="spellStart"/>
       <w:r>
         <w:rPr>
@@ -1837,7 +1901,7 @@
           <w:sz w:val="18"/>
           <w:szCs w:val="20"/>
         </w:rPr>
-        <w:t>EnergyExplosionArrow</w:t>
+        <w:t>로비씬과</w:t>
       </w:r>
       <w:proofErr w:type="spellEnd"/>
       <w:r>
@@ -1846,7 +1910,254 @@
           <w:sz w:val="18"/>
           <w:szCs w:val="20"/>
         </w:rPr>
-        <w:t xml:space="preserve"> 이펙트를 쉽게 추가했다. </w:t>
+        <w:t xml:space="preserve"> 인게임씬 2가지 </w:t>
+      </w:r>
+      <w:proofErr w:type="spellStart"/>
+      <w:r>
+        <w:rPr>
+          <w:rFonts w:hint="eastAsia"/>
+          <w:sz w:val="18"/>
+          <w:szCs w:val="20"/>
+        </w:rPr>
+        <w:t>씬으로</w:t>
+      </w:r>
+      <w:proofErr w:type="spellEnd"/>
+      <w:r>
+        <w:rPr>
+          <w:rFonts w:hint="eastAsia"/>
+          <w:sz w:val="18"/>
+          <w:szCs w:val="20"/>
+        </w:rPr>
+        <w:t xml:space="preserve"> 분리했다.</w:t>
+      </w:r>
+    </w:p>
+    <w:p>
+      <w:pPr>
+        <w:numPr>
+          <w:ilvl w:val="0"/>
+          <w:numId w:val="2"/>
+        </w:numPr>
+        <w:tabs>
+          <w:tab w:val="clear" w:pos="720"/>
+          <w:tab w:val="num" w:pos="1120"/>
+        </w:tabs>
+        <w:ind w:leftChars="380" w:left="1120"/>
+        <w:jc w:val="left"/>
+        <w:rPr>
+          <w:sz w:val="18"/>
+          <w:szCs w:val="20"/>
+        </w:rPr>
+      </w:pPr>
+      <w:proofErr w:type="spellStart"/>
+      <w:r>
+        <w:rPr>
+          <w:rFonts w:hint="eastAsia"/>
+          <w:sz w:val="18"/>
+          <w:szCs w:val="20"/>
+        </w:rPr>
+        <w:t>로비씬은</w:t>
+      </w:r>
+      <w:proofErr w:type="spellEnd"/>
+      <w:r>
+        <w:rPr>
+          <w:rFonts w:hint="eastAsia"/>
+          <w:sz w:val="18"/>
+          <w:szCs w:val="20"/>
+        </w:rPr>
+        <w:t xml:space="preserve"> </w:t>
+      </w:r>
+      <w:proofErr w:type="spellStart"/>
+      <w:r>
+        <w:rPr>
+          <w:rFonts w:hint="eastAsia"/>
+          <w:sz w:val="18"/>
+          <w:szCs w:val="20"/>
+        </w:rPr>
+        <w:t>메인화면과</w:t>
+      </w:r>
+      <w:proofErr w:type="spellEnd"/>
+      <w:r>
+        <w:rPr>
+          <w:rFonts w:hint="eastAsia"/>
+          <w:sz w:val="18"/>
+          <w:szCs w:val="20"/>
+        </w:rPr>
+        <w:t xml:space="preserve"> 대기실 2가지 상태로 분리했다. 하나의 함수에서 관리한다.</w:t>
+      </w:r>
+    </w:p>
+    <w:p>
+      <w:pPr>
+        <w:numPr>
+          <w:ilvl w:val="0"/>
+          <w:numId w:val="2"/>
+        </w:numPr>
+        <w:tabs>
+          <w:tab w:val="clear" w:pos="720"/>
+          <w:tab w:val="num" w:pos="1120"/>
+        </w:tabs>
+        <w:ind w:leftChars="380" w:left="1120"/>
+        <w:jc w:val="left"/>
+        <w:rPr>
+          <w:sz w:val="18"/>
+          <w:szCs w:val="20"/>
+        </w:rPr>
+      </w:pPr>
+      <w:proofErr w:type="spellStart"/>
+      <w:r>
+        <w:rPr>
+          <w:rFonts w:hint="eastAsia"/>
+          <w:sz w:val="18"/>
+          <w:szCs w:val="20"/>
+        </w:rPr>
+        <w:t>로비씬</w:t>
+      </w:r>
+      <w:proofErr w:type="spellEnd"/>
+      <w:r>
+        <w:rPr>
+          <w:rFonts w:hint="eastAsia"/>
+          <w:sz w:val="18"/>
+          <w:szCs w:val="20"/>
+        </w:rPr>
+        <w:t xml:space="preserve"> 디자인은 html/</w:t>
+      </w:r>
+      <w:proofErr w:type="spellStart"/>
+      <w:r>
+        <w:rPr>
+          <w:rFonts w:hint="eastAsia"/>
+          <w:sz w:val="18"/>
+          <w:szCs w:val="20"/>
+        </w:rPr>
+        <w:t>css</w:t>
+      </w:r>
+      <w:proofErr w:type="spellEnd"/>
+      <w:r>
+        <w:rPr>
+          <w:rFonts w:hint="eastAsia"/>
+          <w:sz w:val="18"/>
+          <w:szCs w:val="20"/>
+        </w:rPr>
+        <w:t>/</w:t>
+      </w:r>
+      <w:proofErr w:type="spellStart"/>
+      <w:r>
+        <w:rPr>
+          <w:rFonts w:hint="eastAsia"/>
+          <w:sz w:val="18"/>
+          <w:szCs w:val="20"/>
+        </w:rPr>
+        <w:t>javascript</w:t>
+      </w:r>
+      <w:proofErr w:type="spellEnd"/>
+      <w:r>
+        <w:rPr>
+          <w:rFonts w:hint="eastAsia"/>
+          <w:sz w:val="18"/>
+          <w:szCs w:val="20"/>
+        </w:rPr>
+        <w:t>로 프로토타입을 만들었다.</w:t>
+      </w:r>
+    </w:p>
+    <w:p>
+      <w:pPr>
+        <w:tabs>
+          <w:tab w:val="num" w:pos="1120"/>
+        </w:tabs>
+        <w:jc w:val="left"/>
+        <w:rPr>
+          <w:rFonts w:hint="eastAsia"/>
+          <w:sz w:val="18"/>
+          <w:szCs w:val="20"/>
+        </w:rPr>
+      </w:pPr>
+      <w:r>
+        <w:rPr>
+          <w:sz w:val="18"/>
+          <w:szCs w:val="20"/>
+        </w:rPr>
+        <w:drawing>
+          <wp:inline distT="0" distB="0" distL="0" distR="0" wp14:anchorId="3065F4C5" wp14:editId="3109BED1">
+            <wp:extent cx="1858092" cy="1451113"/>
+            <wp:effectExtent l="0" t="0" r="8890" b="0"/>
+            <wp:docPr id="167561692" name="그림 1"/>
+            <wp:cNvGraphicFramePr>
+              <a:graphicFrameLocks xmlns:a="http://schemas.openxmlformats.org/drawingml/2006/main" noChangeAspect="1"/>
+            </wp:cNvGraphicFramePr>
+            <a:graphic xmlns:a="http://schemas.openxmlformats.org/drawingml/2006/main">
+              <a:graphicData uri="http://schemas.openxmlformats.org/drawingml/2006/picture">
+                <pic:pic xmlns:pic="http://schemas.openxmlformats.org/drawingml/2006/picture">
+                  <pic:nvPicPr>
+                    <pic:cNvPr id="167561692" name=""/>
+                    <pic:cNvPicPr/>
+                  </pic:nvPicPr>
+                  <pic:blipFill>
+                    <a:blip r:embed="rId7"/>
+                    <a:stretch>
+                      <a:fillRect/>
+                    </a:stretch>
+                  </pic:blipFill>
+                  <pic:spPr>
+                    <a:xfrm>
+                      <a:off x="0" y="0"/>
+                      <a:ext cx="1870201" cy="1460570"/>
+                    </a:xfrm>
+                    <a:prstGeom prst="rect">
+                      <a:avLst/>
+                    </a:prstGeom>
+                  </pic:spPr>
+                </pic:pic>
+              </a:graphicData>
+            </a:graphic>
+          </wp:inline>
+        </w:drawing>
+      </w:r>
+      <w:r>
+        <w:rPr>
+          <w:rFonts w:hint="eastAsia"/>
+          <w:sz w:val="18"/>
+          <w:szCs w:val="20"/>
+        </w:rPr>
+        <w:t xml:space="preserve"> </w:t>
+      </w:r>
+      <w:r>
+        <w:rPr>
+          <w:sz w:val="18"/>
+          <w:szCs w:val="20"/>
+        </w:rPr>
+        <w:drawing>
+          <wp:inline distT="0" distB="0" distL="0" distR="0" wp14:anchorId="439DA9A2" wp14:editId="2EBC79DB">
+            <wp:extent cx="1887170" cy="1436384"/>
+            <wp:effectExtent l="0" t="0" r="0" b="0"/>
+            <wp:docPr id="855673097" name="그림 1"/>
+            <wp:cNvGraphicFramePr>
+              <a:graphicFrameLocks xmlns:a="http://schemas.openxmlformats.org/drawingml/2006/main" noChangeAspect="1"/>
+            </wp:cNvGraphicFramePr>
+            <a:graphic xmlns:a="http://schemas.openxmlformats.org/drawingml/2006/main">
+              <a:graphicData uri="http://schemas.openxmlformats.org/drawingml/2006/picture">
+                <pic:pic xmlns:pic="http://schemas.openxmlformats.org/drawingml/2006/picture">
+                  <pic:nvPicPr>
+                    <pic:cNvPr id="855673097" name=""/>
+                    <pic:cNvPicPr/>
+                  </pic:nvPicPr>
+                  <pic:blipFill>
+                    <a:blip r:embed="rId8"/>
+                    <a:stretch>
+                      <a:fillRect/>
+                    </a:stretch>
+                  </pic:blipFill>
+                  <pic:spPr>
+                    <a:xfrm>
+                      <a:off x="0" y="0"/>
+                      <a:ext cx="1902130" cy="1447770"/>
+                    </a:xfrm>
+                    <a:prstGeom prst="rect">
+                      <a:avLst/>
+                    </a:prstGeom>
+                  </pic:spPr>
+                </pic:pic>
+              </a:graphicData>
+            </a:graphic>
+          </wp:inline>
+        </w:drawing>
       </w:r>
     </w:p>
     <w:p>
@@ -2371,7 +2682,7 @@
                 <w:b/>
                 <w:sz w:val="22"/>
               </w:rPr>
-              <w:t>1</w:t>
+              <w:t>2</w:t>
             </w:r>
           </w:p>
         </w:tc>
@@ -2433,28 +2744,35 @@
                 <w:rFonts w:hint="eastAsia"/>
                 <w:b/>
               </w:rPr>
-              <w:t>1</w:t>
-            </w:r>
-            <w:r>
-              <w:rPr>
-                <w:rFonts w:hint="eastAsia"/>
-                <w:b/>
-              </w:rPr>
-              <w:t>9</w:t>
-            </w:r>
-            <w:r>
-              <w:rPr>
-                <w:rFonts w:hint="eastAsia"/>
-                <w:b/>
-              </w:rPr>
-              <w:t>. ~ 2026.05.</w:t>
-            </w:r>
-            <w:r>
-              <w:rPr>
-                <w:rFonts w:hint="eastAsia"/>
-                <w:b/>
-              </w:rPr>
-              <w:t>25</w:t>
+              <w:t>26</w:t>
+            </w:r>
+            <w:r>
+              <w:rPr>
+                <w:rFonts w:hint="eastAsia"/>
+                <w:b/>
+              </w:rPr>
+              <w:t>. ~ 2026.</w:t>
+            </w:r>
+            <w:r>
+              <w:rPr>
+                <w:rFonts w:hint="eastAsia"/>
+                <w:b/>
+              </w:rPr>
+              <w:t>06</w:t>
+            </w:r>
+            <w:r>
+              <w:rPr>
+                <w:rFonts w:hint="eastAsia"/>
+                <w:b/>
+              </w:rPr>
+              <w:t>.</w:t>
+            </w:r>
+            <w:r>
+              <w:rPr>
+                <w:rFonts w:hint="eastAsia"/>
+                <w:b/>
+              </w:rPr>
+              <w:t>01</w:t>
             </w:r>
             <w:r>
               <w:rPr>
@@ -2525,6 +2843,7 @@
                 <w:szCs w:val="20"/>
               </w:rPr>
             </w:pPr>
+            <w:proofErr w:type="spellStart"/>
             <w:r>
               <w:rPr>
                 <w:rFonts w:hint="eastAsia"/>
@@ -2532,8 +2851,9 @@
                 <w:bCs/>
                 <w:szCs w:val="20"/>
               </w:rPr>
-              <w:t xml:space="preserve">장명운: </w:t>
-            </w:r>
+              <w:t>장명운</w:t>
+            </w:r>
+            <w:proofErr w:type="spellEnd"/>
             <w:r>
               <w:rPr>
                 <w:rFonts w:hint="eastAsia"/>
@@ -2541,9 +2861,8 @@
                 <w:bCs/>
                 <w:szCs w:val="20"/>
               </w:rPr>
-              <w:t xml:space="preserve">스킬 추가 구현 및 몬스터 패턴 구현, 레벨 디자인, </w:t>
-            </w:r>
-            <w:proofErr w:type="spellStart"/>
+              <w:t xml:space="preserve">: </w:t>
+            </w:r>
             <w:r>
               <w:rPr>
                 <w:rFonts w:hint="eastAsia"/>
@@ -2551,9 +2870,9 @@
                 <w:bCs/>
                 <w:szCs w:val="20"/>
               </w:rPr>
-              <w:t>네비메시</w:t>
-            </w:r>
-            <w:proofErr w:type="spellEnd"/>
+              <w:t xml:space="preserve">스킬 추가 구현 및 몬스터 패턴 구현, 레벨 디자인, </w:t>
+            </w:r>
+            <w:proofErr w:type="spellStart"/>
             <w:r>
               <w:rPr>
                 <w:rFonts w:hint="eastAsia"/>
@@ -2561,24 +2880,54 @@
                 <w:bCs/>
                 <w:szCs w:val="20"/>
               </w:rPr>
-              <w:t xml:space="preserve"> 추출</w:t>
-            </w:r>
-            <w:r>
-              <w:rPr>
+              <w:t>네비메시</w:t>
+            </w:r>
+            <w:proofErr w:type="spellEnd"/>
+            <w:r>
+              <w:rPr>
+                <w:rFonts w:hint="eastAsia"/>
                 <w:b/>
                 <w:bCs/>
                 <w:szCs w:val="20"/>
               </w:rPr>
-              <w:br/>
-            </w:r>
-            <w:r>
-              <w:rPr>
-                <w:rFonts w:hint="eastAsia"/>
+              <w:t xml:space="preserve"> 추출</w:t>
+            </w:r>
+            <w:r>
+              <w:rPr>
                 <w:b/>
                 <w:bCs/>
                 <w:szCs w:val="20"/>
               </w:rPr>
-              <w:t>이종진: effect</w:t>
+              <w:br/>
+            </w:r>
+            <w:r>
+              <w:rPr>
+                <w:rFonts w:hint="eastAsia"/>
+                <w:b/>
+                <w:bCs/>
+                <w:szCs w:val="20"/>
+              </w:rPr>
+              <w:t xml:space="preserve">이종진: </w:t>
+            </w:r>
+            <w:proofErr w:type="spellStart"/>
+            <w:r>
+              <w:rPr>
+                <w:rFonts w:hint="eastAsia"/>
+                <w:b/>
+                <w:bCs/>
+                <w:szCs w:val="20"/>
+              </w:rPr>
+              <w:t>로비씬</w:t>
+            </w:r>
+            <w:proofErr w:type="spellEnd"/>
+            <w:r>
+              <w:rPr>
+                <w:rFonts w:hint="eastAsia"/>
+                <w:b/>
+                <w:bCs/>
+                <w:szCs w:val="20"/>
+              </w:rPr>
+              <w:t xml:space="preserve"> 디자인</w:t>
             </w:r>
           </w:p>
         </w:tc>
@@ -3530,7 +3879,6 @@
   <w:style w:type="character" w:default="1" w:styleId="a0">
     <w:name w:val="Default Paragraph Font"/>
     <w:uiPriority w:val="1"/>
-    <w:semiHidden/>
     <w:unhideWhenUsed/>
   </w:style>
   <w:style w:type="table" w:default="1" w:styleId="a1">

--- a/작업일지/졸업작품 작업일지 - 20+31주차.docx
+++ b/작업일지/졸업작품 작업일지 - 20+31주차.docx
@@ -91,18 +91,8 @@
                 <w:b/>
                 <w:sz w:val="18"/>
               </w:rPr>
-              <w:t xml:space="preserve">2020180033 </w:t>
-            </w:r>
-            <w:proofErr w:type="spellStart"/>
-            <w:r>
-              <w:rPr>
-                <w:rFonts w:hint="eastAsia"/>
-                <w:b/>
-                <w:sz w:val="18"/>
-              </w:rPr>
-              <w:t>장명운</w:t>
-            </w:r>
-            <w:proofErr w:type="spellEnd"/>
+              <w:t>2020180033 장명운</w:t>
+            </w:r>
           </w:p>
           <w:p>
             <w:pPr>
@@ -189,7 +179,6 @@
                 <w:sz w:val="22"/>
               </w:rPr>
             </w:pPr>
-            <w:proofErr w:type="spellStart"/>
             <w:r>
               <w:rPr>
                 <w:rFonts w:hint="eastAsia"/>
@@ -198,7 +187,6 @@
               </w:rPr>
               <w:t>팀명</w:t>
             </w:r>
-            <w:proofErr w:type="spellEnd"/>
           </w:p>
         </w:tc>
         <w:tc>
@@ -235,7 +223,6 @@
                 <w:szCs w:val="18"/>
               </w:rPr>
             </w:pPr>
-            <w:proofErr w:type="gramStart"/>
             <w:r>
               <w:rPr>
                 <w:rFonts w:hint="eastAsia"/>
@@ -244,18 +231,7 @@
                 <w:sz w:val="18"/>
                 <w:szCs w:val="18"/>
               </w:rPr>
-              <w:t>( Outlander</w:t>
-            </w:r>
-            <w:proofErr w:type="gramEnd"/>
-            <w:r>
-              <w:rPr>
-                <w:rFonts w:hint="eastAsia"/>
-                <w:b/>
-                <w:bCs/>
-                <w:sz w:val="18"/>
-                <w:szCs w:val="18"/>
-              </w:rPr>
-              <w:t xml:space="preserve"> )</w:t>
+              <w:t>( Outlander )</w:t>
             </w:r>
           </w:p>
         </w:tc>
@@ -521,50 +497,26 @@
                 <w:b/>
               </w:rPr>
             </w:pPr>
-            <w:proofErr w:type="spellStart"/>
-            <w:r>
-              <w:rPr>
-                <w:rFonts w:hint="eastAsia"/>
-                <w:b/>
-              </w:rPr>
-              <w:t>장명운</w:t>
-            </w:r>
-            <w:proofErr w:type="spellEnd"/>
-            <w:r>
-              <w:rPr>
-                <w:rFonts w:hint="eastAsia"/>
-                <w:b/>
-              </w:rPr>
-              <w:t xml:space="preserve">: </w:t>
-            </w:r>
-            <w:r>
-              <w:rPr>
-                <w:rFonts w:hint="eastAsia"/>
-                <w:b/>
-              </w:rPr>
-              <w:t xml:space="preserve">논문 포스터 작성, 온라인 모드에 스킬 시스템 적용, 피격 시 </w:t>
-            </w:r>
-            <w:proofErr w:type="spellStart"/>
-            <w:r>
-              <w:rPr>
-                <w:rFonts w:hint="eastAsia"/>
-                <w:b/>
-              </w:rPr>
-              <w:t>넉백</w:t>
-            </w:r>
-            <w:proofErr w:type="spellEnd"/>
-            <w:r>
-              <w:rPr>
-                <w:rFonts w:hint="eastAsia"/>
-                <w:b/>
-              </w:rPr>
-              <w:t xml:space="preserve"> 구현, ragdoll body마다 damping과 noise 별도 설정 등 보정, 아군 공격 방지, 충돌 피드백 튜닝</w:t>
+            <w:r>
+              <w:rPr>
+                <w:rFonts w:hint="eastAsia"/>
+                <w:b/>
+              </w:rPr>
+              <w:t xml:space="preserve">장명운: </w:t>
+            </w:r>
+            <w:r>
+              <w:rPr>
+                <w:rFonts w:hint="eastAsia"/>
+                <w:b/>
+              </w:rPr>
+              <w:t>논문 포스터 작성, 온라인 모드에 스킬 시스템 적용, 피격 시 넉백 구현, ragdoll body마다 damping과 noise 별도 설정 등 보정, 아군 공격 방지, 충돌 피드백 튜닝</w:t>
             </w:r>
           </w:p>
           <w:p>
             <w:pPr>
               <w:jc w:val="left"/>
               <w:rPr>
+                <w:rFonts w:hint="eastAsia"/>
                 <w:b/>
                 <w:bCs/>
               </w:rPr>
@@ -582,20 +534,12 @@
               </w:rPr>
               <w:t xml:space="preserve"> </w:t>
             </w:r>
-            <w:proofErr w:type="spellStart"/>
-            <w:r>
-              <w:rPr>
-                <w:b/>
-              </w:rPr>
-              <w:t>이시스</w:t>
-            </w:r>
-            <w:proofErr w:type="spellEnd"/>
-            <w:r>
-              <w:rPr>
-                <w:rFonts w:hint="eastAsia"/>
-                <w:b/>
-              </w:rPr>
-              <w:t xml:space="preserve"> 전술 전투 구현</w:t>
+            <w:r>
+              <w:rPr>
+                <w:rFonts w:hint="eastAsia"/>
+                <w:b/>
+              </w:rPr>
+              <w:t>Tactical NPC AI 로직 포팅, NPC 공격 판정 개선 및 Patrol 상태 추가</w:t>
             </w:r>
           </w:p>
           <w:p>
@@ -611,7 +555,6 @@
               </w:rPr>
               <w:t xml:space="preserve">이종진: </w:t>
             </w:r>
-            <w:proofErr w:type="spellStart"/>
             <w:r>
               <w:rPr>
                 <w:rFonts w:hint="eastAsia"/>
@@ -619,37 +562,7 @@
                 <w:bCs/>
                 <w:szCs w:val="20"/>
               </w:rPr>
-              <w:t>창술사</w:t>
-            </w:r>
-            <w:proofErr w:type="spellEnd"/>
-            <w:r>
-              <w:rPr>
-                <w:rFonts w:hint="eastAsia"/>
-                <w:b/>
-                <w:bCs/>
-                <w:szCs w:val="20"/>
-              </w:rPr>
-              <w:t xml:space="preserve"> 이펙트 추가, </w:t>
-            </w:r>
-            <w:proofErr w:type="spellStart"/>
-            <w:r>
-              <w:rPr>
-                <w:rFonts w:hint="eastAsia"/>
-                <w:b/>
-                <w:bCs/>
-                <w:szCs w:val="20"/>
-              </w:rPr>
-              <w:t>로비씬</w:t>
-            </w:r>
-            <w:proofErr w:type="spellEnd"/>
-            <w:r>
-              <w:rPr>
-                <w:rFonts w:hint="eastAsia"/>
-                <w:b/>
-                <w:bCs/>
-                <w:szCs w:val="20"/>
-              </w:rPr>
-              <w:t xml:space="preserve"> 추가</w:t>
+              <w:t>창술사 이펙트 추가, 로비씬 추가</w:t>
             </w:r>
           </w:p>
         </w:tc>
@@ -687,23 +600,13 @@
           <w:szCs w:val="32"/>
         </w:rPr>
       </w:pPr>
-      <w:proofErr w:type="spellStart"/>
       <w:r>
         <w:rPr>
           <w:rFonts w:hint="eastAsia"/>
           <w:sz w:val="28"/>
           <w:szCs w:val="32"/>
         </w:rPr>
-        <w:t>장명운</w:t>
-      </w:r>
-      <w:proofErr w:type="spellEnd"/>
-      <w:r>
-        <w:rPr>
-          <w:rFonts w:hint="eastAsia"/>
-          <w:sz w:val="28"/>
-          <w:szCs w:val="32"/>
-        </w:rPr>
-        <w:t>:</w:t>
+        <w:t>장명운:</w:t>
       </w:r>
     </w:p>
     <w:p>
@@ -897,23 +800,7 @@
           <w:rFonts w:hint="eastAsia"/>
           <w:sz w:val="22"/>
         </w:rPr>
-        <w:t xml:space="preserve">피격 시 </w:t>
-      </w:r>
-      <w:proofErr w:type="spellStart"/>
-      <w:r>
-        <w:rPr>
-          <w:rFonts w:hint="eastAsia"/>
-          <w:sz w:val="22"/>
-        </w:rPr>
-        <w:t>넉백</w:t>
-      </w:r>
-      <w:proofErr w:type="spellEnd"/>
-      <w:r>
-        <w:rPr>
-          <w:rFonts w:hint="eastAsia"/>
-          <w:sz w:val="22"/>
-        </w:rPr>
-        <w:t xml:space="preserve"> 구현</w:t>
+        <w:t>피격 시 넉백 구현</w:t>
       </w:r>
     </w:p>
     <w:p>
@@ -934,23 +821,7 @@
           <w:rFonts w:hint="eastAsia"/>
           <w:sz w:val="22"/>
         </w:rPr>
-        <w:t xml:space="preserve">피격 시 스킬 스크립트에 명시된 </w:t>
-      </w:r>
-      <w:proofErr w:type="spellStart"/>
-      <w:r>
-        <w:rPr>
-          <w:rFonts w:hint="eastAsia"/>
-          <w:sz w:val="22"/>
-        </w:rPr>
-        <w:t>충격량을</w:t>
-      </w:r>
-      <w:proofErr w:type="spellEnd"/>
-      <w:r>
-        <w:rPr>
-          <w:rFonts w:hint="eastAsia"/>
-          <w:sz w:val="22"/>
-        </w:rPr>
-        <w:t xml:space="preserve"> 충돌 부위에 적용</w:t>
+        <w:t>피격 시 스킬 스크립트에 명시된 충격량을 충돌 부위에 적용</w:t>
       </w:r>
     </w:p>
     <w:p>
@@ -971,55 +842,7 @@
           <w:rFonts w:hint="eastAsia"/>
           <w:sz w:val="22"/>
         </w:rPr>
-        <w:t xml:space="preserve">사망으로 인해 </w:t>
-      </w:r>
-      <w:proofErr w:type="spellStart"/>
-      <w:r>
-        <w:rPr>
-          <w:rFonts w:hint="eastAsia"/>
-          <w:sz w:val="22"/>
-        </w:rPr>
-        <w:t>랙돌화되었을</w:t>
-      </w:r>
-      <w:proofErr w:type="spellEnd"/>
-      <w:r>
-        <w:rPr>
-          <w:rFonts w:hint="eastAsia"/>
-          <w:sz w:val="22"/>
-        </w:rPr>
-        <w:t xml:space="preserve"> 때 </w:t>
-      </w:r>
-      <w:proofErr w:type="spellStart"/>
-      <w:r>
-        <w:rPr>
-          <w:rFonts w:hint="eastAsia"/>
-          <w:sz w:val="22"/>
-        </w:rPr>
-        <w:t>충격량으로</w:t>
-      </w:r>
-      <w:proofErr w:type="spellEnd"/>
-      <w:r>
-        <w:rPr>
-          <w:rFonts w:hint="eastAsia"/>
-          <w:sz w:val="22"/>
-        </w:rPr>
-        <w:t xml:space="preserve"> 인해 </w:t>
-      </w:r>
-      <w:proofErr w:type="spellStart"/>
-      <w:r>
-        <w:rPr>
-          <w:rFonts w:hint="eastAsia"/>
-          <w:sz w:val="22"/>
-        </w:rPr>
-        <w:t>튕겨나가도록</w:t>
-      </w:r>
-      <w:proofErr w:type="spellEnd"/>
-      <w:r>
-        <w:rPr>
-          <w:rFonts w:hint="eastAsia"/>
-          <w:sz w:val="22"/>
-        </w:rPr>
-        <w:t xml:space="preserve"> 연출</w:t>
+        <w:t>사망으로 인해 랙돌화되었을 때 충격량으로 인해 튕겨나가도록 연출</w:t>
       </w:r>
     </w:p>
     <w:p>
@@ -1040,23 +863,7 @@
           <w:rFonts w:hint="eastAsia"/>
           <w:sz w:val="22"/>
         </w:rPr>
-        <w:t xml:space="preserve">물리 시스템에 motor 기능 </w:t>
-      </w:r>
-      <w:proofErr w:type="gramStart"/>
-      <w:r>
-        <w:rPr>
-          <w:rFonts w:hint="eastAsia"/>
-          <w:sz w:val="22"/>
-        </w:rPr>
-        <w:t>추가 해</w:t>
-      </w:r>
-      <w:proofErr w:type="gramEnd"/>
-      <w:r>
-        <w:rPr>
-          <w:rFonts w:hint="eastAsia"/>
-          <w:sz w:val="22"/>
-        </w:rPr>
-        <w:t xml:space="preserve"> 목표 속도로 가/감속하도록 구현</w:t>
+        <w:t>물리 시스템에 motor 기능 추가 해 목표 속도로 가/감속하도록 구현</w:t>
       </w:r>
     </w:p>
     <w:p>
@@ -1072,21 +879,12 @@
           <w:sz w:val="22"/>
         </w:rPr>
       </w:pPr>
-      <w:proofErr w:type="spellStart"/>
-      <w:r>
-        <w:rPr>
-          <w:rFonts w:hint="eastAsia"/>
-          <w:sz w:val="22"/>
-        </w:rPr>
-        <w:t>충격량으로</w:t>
-      </w:r>
-      <w:proofErr w:type="spellEnd"/>
-      <w:r>
-        <w:rPr>
-          <w:rFonts w:hint="eastAsia"/>
-          <w:sz w:val="22"/>
-        </w:rPr>
-        <w:t xml:space="preserve"> 인한 물리적 속도 변화와 AI의 이동 명령에 의한 속도 변화 효과를 조합, AI가 설정한 속도는 이제 motor의 desired velocity를 설정하고, 물리 시스템은</w:t>
+      <w:r>
+        <w:rPr>
+          <w:rFonts w:hint="eastAsia"/>
+          <w:sz w:val="22"/>
+        </w:rPr>
+        <w:t>충격량으로 인한 물리적 속도 변화와 AI의 이동 명령에 의한 속도 변화 효과를 조합, AI가 설정한 속도는 이제 motor의 desired velocity를 설정하고, 물리 시스템은</w:t>
       </w:r>
       <w:r>
         <w:rPr>
@@ -1099,23 +897,7 @@
           <w:rFonts w:hint="eastAsia"/>
           <w:sz w:val="22"/>
         </w:rPr>
-        <w:t xml:space="preserve">desired velocity에 도달하도록 힘을 가하는 한편 충돌 처리와 </w:t>
-      </w:r>
-      <w:proofErr w:type="spellStart"/>
-      <w:r>
-        <w:rPr>
-          <w:rFonts w:hint="eastAsia"/>
-          <w:sz w:val="22"/>
-        </w:rPr>
-        <w:t>댐핑을</w:t>
-      </w:r>
-      <w:proofErr w:type="spellEnd"/>
-      <w:r>
-        <w:rPr>
-          <w:rFonts w:hint="eastAsia"/>
-          <w:sz w:val="22"/>
-        </w:rPr>
-        <w:t xml:space="preserve"> 함께 수행함.</w:t>
+        <w:t>desired velocity에 도달하도록 힘을 가하는 한편 충돌 처리와 댐핑을 함께 수행함.</w:t>
       </w:r>
     </w:p>
     <w:p>
@@ -1202,39 +984,7 @@
           <w:rFonts w:hint="eastAsia"/>
           <w:sz w:val="22"/>
         </w:rPr>
-        <w:t xml:space="preserve">피격으로 인한 </w:t>
-      </w:r>
-      <w:proofErr w:type="spellStart"/>
-      <w:r>
-        <w:rPr>
-          <w:rFonts w:hint="eastAsia"/>
-          <w:sz w:val="22"/>
-        </w:rPr>
-        <w:t>넉백</w:t>
-      </w:r>
-      <w:proofErr w:type="spellEnd"/>
-      <w:r>
-        <w:rPr>
-          <w:rFonts w:hint="eastAsia"/>
-          <w:sz w:val="22"/>
-        </w:rPr>
-        <w:t xml:space="preserve"> 등이 발생할 때, 단조로운 </w:t>
-      </w:r>
-      <w:proofErr w:type="spellStart"/>
-      <w:r>
-        <w:rPr>
-          <w:rFonts w:hint="eastAsia"/>
-          <w:sz w:val="22"/>
-        </w:rPr>
-        <w:t>넉백</w:t>
-      </w:r>
-      <w:proofErr w:type="spellEnd"/>
-      <w:r>
-        <w:rPr>
-          <w:rFonts w:hint="eastAsia"/>
-          <w:sz w:val="22"/>
-        </w:rPr>
-        <w:t xml:space="preserve"> 연출을 방지하기 위해 각 ragdoll body에 random noise impulse를 추가로 작게 적용, 부위별로 noise 계수를 달리해 안정화</w:t>
+        <w:t>피격으로 인한 넉백 등이 발생할 때, 단조로운 넉백 연출을 방지하기 위해 각 ragdoll body에 random noise impulse를 추가로 작게 적용, 부위별로 noise 계수를 달리해 안정화</w:t>
       </w:r>
     </w:p>
     <w:p>
@@ -1276,23 +1026,7 @@
           <w:rFonts w:hint="eastAsia"/>
           <w:sz w:val="22"/>
         </w:rPr>
-        <w:t xml:space="preserve">Faction bit를 설정하고 </w:t>
-      </w:r>
-      <w:proofErr w:type="spellStart"/>
-      <w:r>
-        <w:rPr>
-          <w:rFonts w:hint="eastAsia"/>
-          <w:sz w:val="22"/>
-        </w:rPr>
-        <w:t>enum</w:t>
-      </w:r>
-      <w:proofErr w:type="spellEnd"/>
-      <w:r>
-        <w:rPr>
-          <w:rFonts w:hint="eastAsia"/>
-          <w:sz w:val="22"/>
-        </w:rPr>
-        <w:t>에 대응시켜, 공격 가능 faction들을 bitwise-or로 연산,</w:t>
+        <w:t>Faction bit를 설정하고 enum에 대응시켜, 공격 가능 faction들을 bitwise-or로 연산,</w:t>
       </w:r>
       <w:r>
         <w:rPr>
@@ -1353,17 +1087,8 @@
           <w:rFonts w:hint="eastAsia"/>
           <w:sz w:val="22"/>
         </w:rPr>
-        <w:t xml:space="preserve">ontact constraint를 생성하여 </w:t>
-      </w:r>
-      <w:proofErr w:type="spellStart"/>
-      <w:r>
-        <w:rPr>
-          <w:rFonts w:hint="eastAsia"/>
-          <w:sz w:val="22"/>
-        </w:rPr>
-        <w:t>baumgarte</w:t>
-      </w:r>
-      <w:proofErr w:type="spellEnd"/>
+        <w:t>ontact constraint를 생성하여 baumgarte</w:t>
+      </w:r>
       <w:r>
         <w:rPr>
           <w:rFonts w:hint="eastAsia"/>
@@ -1473,7 +1198,6 @@
         <w:autoSpaceDE/>
         <w:autoSpaceDN/>
         <w:rPr>
-          <w:rFonts w:hint="eastAsia"/>
           <w:sz w:val="22"/>
         </w:rPr>
       </w:pPr>
@@ -1507,7 +1231,6 @@
         <w:ind w:leftChars="200" w:left="400"/>
         <w:jc w:val="left"/>
         <w:rPr>
-          <w:rFonts w:hint="eastAsia"/>
           <w:b/>
           <w:bCs/>
           <w:sz w:val="18"/>
@@ -1533,7 +1256,6 @@
         </w:rPr>
         <w:t xml:space="preserve">. </w:t>
       </w:r>
-      <w:proofErr w:type="spellStart"/>
       <w:r>
         <w:rPr>
           <w:rFonts w:hint="eastAsia"/>
@@ -1542,18 +1264,7 @@
           <w:sz w:val="18"/>
           <w:szCs w:val="20"/>
         </w:rPr>
-        <w:t>창술사</w:t>
-      </w:r>
-      <w:proofErr w:type="spellEnd"/>
-      <w:r>
-        <w:rPr>
-          <w:rFonts w:hint="eastAsia"/>
-          <w:b/>
-          <w:bCs/>
-          <w:sz w:val="18"/>
-          <w:szCs w:val="20"/>
-        </w:rPr>
-        <w:t xml:space="preserve"> 이펙트 4종 추가</w:t>
+        <w:t>창술사 이펙트 4종 추가</w:t>
       </w:r>
     </w:p>
     <w:p>
@@ -1578,14 +1289,7 @@
           <w:sz w:val="18"/>
           <w:szCs w:val="20"/>
         </w:rPr>
-        <w:t>P</w:t>
-      </w:r>
-      <w:r>
-        <w:rPr>
-          <w:sz w:val="18"/>
-          <w:szCs w:val="20"/>
-        </w:rPr>
-        <w:t>iercing</w:t>
+        <w:t>Piercing</w:t>
       </w:r>
       <w:r>
         <w:rPr>
@@ -1621,7 +1325,6 @@
           <w:szCs w:val="20"/>
         </w:rPr>
       </w:pPr>
-      <w:proofErr w:type="spellStart"/>
       <w:r>
         <w:rPr>
           <w:rFonts w:hint="eastAsia"/>
@@ -1637,7 +1340,6 @@
         </w:rPr>
         <w:t>iercingSlash</w:t>
       </w:r>
-      <w:proofErr w:type="spellEnd"/>
       <w:r>
         <w:rPr>
           <w:rFonts w:hint="eastAsia"/>
@@ -1672,7 +1374,6 @@
           <w:szCs w:val="20"/>
         </w:rPr>
       </w:pPr>
-      <w:proofErr w:type="spellStart"/>
       <w:r>
         <w:rPr>
           <w:rFonts w:hint="eastAsia"/>
@@ -1688,7 +1389,6 @@
         </w:rPr>
         <w:t>iercingCircleSlash</w:t>
       </w:r>
-      <w:proofErr w:type="spellEnd"/>
       <w:r>
         <w:rPr>
           <w:rFonts w:hint="eastAsia"/>
@@ -1723,7 +1423,6 @@
           <w:szCs w:val="20"/>
         </w:rPr>
       </w:pPr>
-      <w:proofErr w:type="spellStart"/>
       <w:r>
         <w:rPr>
           <w:rFonts w:hint="eastAsia"/>
@@ -1739,7 +1438,6 @@
         </w:rPr>
         <w:t>iercingMulti</w:t>
       </w:r>
-      <w:proofErr w:type="spellEnd"/>
       <w:r>
         <w:rPr>
           <w:rFonts w:hint="eastAsia"/>
@@ -1792,7 +1490,6 @@
         </w:rPr>
         <w:t xml:space="preserve">. </w:t>
       </w:r>
-      <w:proofErr w:type="spellStart"/>
       <w:r>
         <w:rPr>
           <w:rFonts w:hint="eastAsia"/>
@@ -1801,18 +1498,7 @@
           <w:sz w:val="18"/>
           <w:szCs w:val="20"/>
         </w:rPr>
-        <w:t>로비씬</w:t>
-      </w:r>
-      <w:proofErr w:type="spellEnd"/>
-      <w:r>
-        <w:rPr>
-          <w:rFonts w:hint="eastAsia"/>
-          <w:b/>
-          <w:bCs/>
-          <w:sz w:val="18"/>
-          <w:szCs w:val="20"/>
-        </w:rPr>
-        <w:t xml:space="preserve"> 추가</w:t>
+        <w:t>로비씬 추가</w:t>
       </w:r>
       <w:r>
         <w:rPr>
@@ -1848,25 +1534,7 @@
           <w:sz w:val="18"/>
           <w:szCs w:val="20"/>
         </w:rPr>
-        <w:t xml:space="preserve">멀티 플레이를 위한 </w:t>
-      </w:r>
-      <w:proofErr w:type="spellStart"/>
-      <w:r>
-        <w:rPr>
-          <w:rFonts w:hint="eastAsia"/>
-          <w:sz w:val="18"/>
-          <w:szCs w:val="20"/>
-        </w:rPr>
-        <w:t>로비씬을</w:t>
-      </w:r>
-      <w:proofErr w:type="spellEnd"/>
-      <w:r>
-        <w:rPr>
-          <w:rFonts w:hint="eastAsia"/>
-          <w:sz w:val="18"/>
-          <w:szCs w:val="20"/>
-        </w:rPr>
-        <w:t xml:space="preserve"> 추가했다</w:t>
+        <w:t>멀티 플레이를 위한 로비씬을 추가했다</w:t>
       </w:r>
       <w:r>
         <w:rPr>
@@ -1894,41 +1562,13 @@
           <w:szCs w:val="20"/>
         </w:rPr>
       </w:pPr>
-      <w:proofErr w:type="spellStart"/>
-      <w:r>
-        <w:rPr>
-          <w:rFonts w:hint="eastAsia"/>
-          <w:sz w:val="18"/>
-          <w:szCs w:val="20"/>
-        </w:rPr>
-        <w:t>로비씬과</w:t>
-      </w:r>
-      <w:proofErr w:type="spellEnd"/>
-      <w:r>
-        <w:rPr>
-          <w:rFonts w:hint="eastAsia"/>
-          <w:sz w:val="18"/>
-          <w:szCs w:val="20"/>
-        </w:rPr>
-        <w:t xml:space="preserve"> 인게임씬 2가지 </w:t>
-      </w:r>
-      <w:proofErr w:type="spellStart"/>
-      <w:r>
-        <w:rPr>
-          <w:rFonts w:hint="eastAsia"/>
-          <w:sz w:val="18"/>
-          <w:szCs w:val="20"/>
-        </w:rPr>
-        <w:t>씬으로</w:t>
-      </w:r>
-      <w:proofErr w:type="spellEnd"/>
-      <w:r>
-        <w:rPr>
-          <w:rFonts w:hint="eastAsia"/>
-          <w:sz w:val="18"/>
-          <w:szCs w:val="20"/>
-        </w:rPr>
-        <w:t xml:space="preserve"> 분리했다.</w:t>
+      <w:r>
+        <w:rPr>
+          <w:rFonts w:hint="eastAsia"/>
+          <w:sz w:val="18"/>
+          <w:szCs w:val="20"/>
+        </w:rPr>
+        <w:t>로비씬과 인게임씬 2가지 씬으로 분리했다.</w:t>
       </w:r>
     </w:p>
     <w:p>
@@ -1948,41 +1588,13 @@
           <w:szCs w:val="20"/>
         </w:rPr>
       </w:pPr>
-      <w:proofErr w:type="spellStart"/>
-      <w:r>
-        <w:rPr>
-          <w:rFonts w:hint="eastAsia"/>
-          <w:sz w:val="18"/>
-          <w:szCs w:val="20"/>
-        </w:rPr>
-        <w:t>로비씬은</w:t>
-      </w:r>
-      <w:proofErr w:type="spellEnd"/>
-      <w:r>
-        <w:rPr>
-          <w:rFonts w:hint="eastAsia"/>
-          <w:sz w:val="18"/>
-          <w:szCs w:val="20"/>
-        </w:rPr>
-        <w:t xml:space="preserve"> </w:t>
-      </w:r>
-      <w:proofErr w:type="spellStart"/>
-      <w:r>
-        <w:rPr>
-          <w:rFonts w:hint="eastAsia"/>
-          <w:sz w:val="18"/>
-          <w:szCs w:val="20"/>
-        </w:rPr>
-        <w:t>메인화면과</w:t>
-      </w:r>
-      <w:proofErr w:type="spellEnd"/>
-      <w:r>
-        <w:rPr>
-          <w:rFonts w:hint="eastAsia"/>
-          <w:sz w:val="18"/>
-          <w:szCs w:val="20"/>
-        </w:rPr>
-        <w:t xml:space="preserve"> 대기실 2가지 상태로 분리했다. 하나의 함수에서 관리한다.</w:t>
+      <w:r>
+        <w:rPr>
+          <w:rFonts w:hint="eastAsia"/>
+          <w:sz w:val="18"/>
+          <w:szCs w:val="20"/>
+        </w:rPr>
+        <w:t>로비씬은 메인화면과 대기실 2가지 상태로 분리했다. 하나의 함수에서 관리한다.</w:t>
       </w:r>
     </w:p>
     <w:p>
@@ -2002,59 +1614,13 @@
           <w:szCs w:val="20"/>
         </w:rPr>
       </w:pPr>
-      <w:proofErr w:type="spellStart"/>
-      <w:r>
-        <w:rPr>
-          <w:rFonts w:hint="eastAsia"/>
-          <w:sz w:val="18"/>
-          <w:szCs w:val="20"/>
-        </w:rPr>
-        <w:t>로비씬</w:t>
-      </w:r>
-      <w:proofErr w:type="spellEnd"/>
-      <w:r>
-        <w:rPr>
-          <w:rFonts w:hint="eastAsia"/>
-          <w:sz w:val="18"/>
-          <w:szCs w:val="20"/>
-        </w:rPr>
-        <w:t xml:space="preserve"> 디자인은 html/</w:t>
-      </w:r>
-      <w:proofErr w:type="spellStart"/>
-      <w:r>
-        <w:rPr>
-          <w:rFonts w:hint="eastAsia"/>
-          <w:sz w:val="18"/>
-          <w:szCs w:val="20"/>
-        </w:rPr>
-        <w:t>css</w:t>
-      </w:r>
-      <w:proofErr w:type="spellEnd"/>
-      <w:r>
-        <w:rPr>
-          <w:rFonts w:hint="eastAsia"/>
-          <w:sz w:val="18"/>
-          <w:szCs w:val="20"/>
-        </w:rPr>
-        <w:t>/</w:t>
-      </w:r>
-      <w:proofErr w:type="spellStart"/>
-      <w:r>
-        <w:rPr>
-          <w:rFonts w:hint="eastAsia"/>
-          <w:sz w:val="18"/>
-          <w:szCs w:val="20"/>
-        </w:rPr>
-        <w:t>javascript</w:t>
-      </w:r>
-      <w:proofErr w:type="spellEnd"/>
-      <w:r>
-        <w:rPr>
-          <w:rFonts w:hint="eastAsia"/>
-          <w:sz w:val="18"/>
-          <w:szCs w:val="20"/>
-        </w:rPr>
-        <w:t>로 프로토타입을 만들었다.</w:t>
+      <w:r>
+        <w:rPr>
+          <w:rFonts w:hint="eastAsia"/>
+          <w:sz w:val="18"/>
+          <w:szCs w:val="20"/>
+        </w:rPr>
+        <w:t>로비씬 디자인은 html/css/javascript로 프로토타입을 만들었다.</w:t>
       </w:r>
     </w:p>
     <w:p>
@@ -2064,13 +1630,13 @@
         </w:tabs>
         <w:jc w:val="left"/>
         <w:rPr>
-          <w:rFonts w:hint="eastAsia"/>
-          <w:sz w:val="18"/>
-          <w:szCs w:val="20"/>
-        </w:rPr>
-      </w:pPr>
-      <w:r>
-        <w:rPr>
+          <w:sz w:val="18"/>
+          <w:szCs w:val="20"/>
+        </w:rPr>
+      </w:pPr>
+      <w:r>
+        <w:rPr>
+          <w:noProof/>
           <w:sz w:val="18"/>
           <w:szCs w:val="20"/>
         </w:rPr>
@@ -2120,6 +1686,7 @@
       </w:r>
       <w:r>
         <w:rPr>
+          <w:noProof/>
           <w:sz w:val="18"/>
           <w:szCs w:val="20"/>
         </w:rPr>
@@ -2212,51 +1779,13 @@
           <w:numId w:val="4"/>
         </w:numPr>
         <w:ind w:leftChars="0"/>
-        <w:rPr>
+      </w:pPr>
+      <w:r>
+        <w:rPr>
+          <w:rFonts w:hint="eastAsia"/>
           <w:b/>
         </w:rPr>
-      </w:pPr>
-      <w:proofErr w:type="spellStart"/>
-      <w:r>
-        <w:rPr>
-          <w:rFonts w:hint="eastAsia"/>
-          <w:b/>
-        </w:rPr>
-        <w:t>이시스</w:t>
-      </w:r>
-      <w:proofErr w:type="spellEnd"/>
-      <w:r>
-        <w:rPr>
-          <w:rFonts w:hint="eastAsia"/>
-          <w:b/>
-        </w:rPr>
-        <w:t xml:space="preserve"> 전술 전투 구현 </w:t>
-      </w:r>
-      <w:r>
-        <w:rPr>
-          <w:b/>
-        </w:rPr>
-        <w:t xml:space="preserve">– </w:t>
-      </w:r>
-      <w:r>
-        <w:rPr>
-          <w:rFonts w:hint="eastAsia"/>
-          <w:b/>
-        </w:rPr>
-        <w:t xml:space="preserve">쐐기 대형 </w:t>
-      </w:r>
-      <w:r>
-        <w:rPr>
-          <w:b/>
-        </w:rPr>
-        <w:t>2</w:t>
-      </w:r>
-      <w:r>
-        <w:rPr>
-          <w:rFonts w:hint="eastAsia"/>
-          <w:b/>
-        </w:rPr>
-        <w:t>연 돌진 공격</w:t>
+        <w:t>Tactical NPC AI 포팅</w:t>
       </w:r>
     </w:p>
     <w:p>
@@ -2269,249 +1798,208 @@
         <w:ind w:leftChars="0"/>
       </w:pPr>
       <w:r>
-        <w:t xml:space="preserve">어느 </w:t>
-      </w:r>
-      <w:proofErr w:type="spellStart"/>
-      <w:r>
-        <w:t>부대든</w:t>
-      </w:r>
-      <w:proofErr w:type="spellEnd"/>
-      <w:r>
-        <w:t xml:space="preserve"> 생존 인원이 초기 인원의 80% 미만으로 줄어들면 전술이 해금</w:t>
-      </w:r>
-      <w:r>
-        <w:rPr>
-          <w:rFonts w:hint="eastAsia"/>
-        </w:rPr>
-        <w:t>된다.</w:t>
+        <w:rPr>
+          <w:rFonts w:hint="eastAsia"/>
+          <w:bCs/>
+        </w:rPr>
+        <w:t>기존 시뮬레이터에 있던 로직을 클라이언트/서버 구조에 맞게 포팅하였다.</w:t>
+      </w:r>
+    </w:p>
+    <w:p>
+      <w:pPr>
+        <w:pStyle w:val="a3"/>
+        <w:numPr>
+          <w:ilvl w:val="0"/>
+          <w:numId w:val="4"/>
+        </w:numPr>
+        <w:ind w:leftChars="0"/>
+        <w:rPr>
+          <w:rFonts w:hint="eastAsia"/>
+        </w:rPr>
+      </w:pPr>
+      <w:r>
+        <w:rPr>
+          <w:rFonts w:hint="eastAsia"/>
+          <w:b/>
+        </w:rPr>
+        <w:t>NPC 공격 판정 개선</w:t>
+      </w:r>
+    </w:p>
+    <w:p>
+      <w:pPr>
+        <w:pStyle w:val="a3"/>
+        <w:numPr>
+          <w:ilvl w:val="1"/>
+          <w:numId w:val="4"/>
+        </w:numPr>
+        <w:ind w:leftChars="0"/>
+        <w:rPr>
+          <w:rFonts w:hint="eastAsia"/>
+        </w:rPr>
+      </w:pPr>
+      <w:r>
+        <w:t>NPC 공격 판정이 서버에 마지막으로 수신된 플레이어 위치만 기준으로 처리되어,</w:t>
       </w:r>
       <w:r>
         <w:br/>
+        <w:t>패킷 미수신 구간 동안 이동한 플레이어</w:t>
+      </w:r>
+      <w:r>
+        <w:rPr>
+          <w:rFonts w:hint="eastAsia"/>
+        </w:rPr>
+        <w:t>를 npc가 인식하지 못하는</w:t>
+      </w:r>
+      <w:r>
+        <w:t xml:space="preserve"> 문제가 있었다.</w:t>
       </w:r>
       <w:r>
         <w:br/>
-      </w:r>
-      <w:proofErr w:type="spellStart"/>
-      <w:r>
-        <w:rPr>
-          <w:rFonts w:hint="eastAsia"/>
-        </w:rPr>
-        <w:t>봄버</w:t>
-      </w:r>
-      <w:proofErr w:type="spellEnd"/>
-      <w:r>
-        <w:rPr>
-          <w:rFonts w:hint="eastAsia"/>
-        </w:rPr>
-        <w:t xml:space="preserve"> 부대</w:t>
-      </w:r>
-      <w:r>
-        <w:t>는 플레이어 군집 중 위협도가 높은 최대 2개 군집을 골라 좌우에서</w:t>
+        <w:t>이를 개선하기 위해 RoomServer에서 플레이어 이동 패킷의 velocity와 마지막 위치 갱신 시각을</w:t>
       </w:r>
       <w:r>
         <w:br/>
-      </w:r>
-      <w:r>
-        <w:t xml:space="preserve">쐐기 </w:t>
-      </w:r>
-      <w:r>
-        <w:rPr>
-          <w:rFonts w:hint="eastAsia"/>
-        </w:rPr>
-        <w:t xml:space="preserve">대형 </w:t>
-      </w:r>
-      <w:r>
-        <w:t>돌진</w:t>
-      </w:r>
-      <w:r>
-        <w:rPr>
-          <w:rFonts w:hint="eastAsia"/>
-        </w:rPr>
-        <w:t xml:space="preserve"> 공격</w:t>
-      </w:r>
-      <w:r>
-        <w:t>을 수행</w:t>
-      </w:r>
-      <w:r>
-        <w:rPr>
-          <w:rFonts w:hint="eastAsia"/>
-        </w:rPr>
-        <w:t>한다.</w:t>
-      </w:r>
-      <w:r>
-        <w:t xml:space="preserve"> </w:t>
+        <w:t>저장하고, 공격 판정 시 `pos + velocity × elapsed` 방식의 Dead Reckoning으로</w:t>
       </w:r>
       <w:r>
         <w:br/>
+        <w:t>플레이어 추정 위치를 계산하도록 수정하였다.</w:t>
       </w:r>
       <w:r>
         <w:br/>
-      </w:r>
-      <w:r>
-        <w:t xml:space="preserve">1차 돌진이 끝나면 </w:t>
-      </w:r>
-      <w:r>
-        <w:rPr>
-          <w:rFonts w:hint="eastAsia"/>
-        </w:rPr>
-        <w:t xml:space="preserve">버디 </w:t>
-      </w:r>
-      <w:r>
-        <w:t>부대가 2차 공격을 준</w:t>
-      </w:r>
-      <w:r>
-        <w:rPr>
-          <w:rFonts w:hint="eastAsia"/>
-        </w:rPr>
-        <w:t>비한다</w:t>
-      </w:r>
-      <w:r>
+        <w:t>예측 시간은 최대 300ms로 제한하여 과도한 미래 위치 예측이 발생하지 않도록 했다.</w:t>
+      </w:r>
+    </w:p>
+    <w:p>
+      <w:pPr>
+        <w:pStyle w:val="a3"/>
+        <w:numPr>
+          <w:ilvl w:val="0"/>
+          <w:numId w:val="4"/>
+        </w:numPr>
+        <w:ind w:leftChars="0"/>
+        <w:rPr>
+          <w:rFonts w:hint="eastAsia"/>
+        </w:rPr>
+      </w:pPr>
+      <w:r>
+        <w:rPr>
+          <w:rFonts w:hint="eastAsia"/>
+          <w:b/>
+          <w:bCs/>
+        </w:rPr>
+        <w:t>일반 NPC의 Patrol 상태 추가</w:t>
+      </w:r>
+    </w:p>
+    <w:p>
+      <w:pPr>
+        <w:pStyle w:val="a3"/>
+        <w:numPr>
+          <w:ilvl w:val="1"/>
+          <w:numId w:val="4"/>
+        </w:numPr>
+        <w:ind w:leftChars="0"/>
+        <w:rPr>
+          <w:rFonts w:hint="eastAsia"/>
+        </w:rPr>
+      </w:pPr>
+      <w:r>
+        <w:rPr>
+          <w:rFonts w:hint="eastAsia"/>
+        </w:rPr>
+        <w:t>일반</w:t>
+      </w:r>
+      <w:r>
+        <w:t xml:space="preserve"> NPC가 타깃이 없을 때 Idle 상태에만 머무르던 기존 동작을 개선하여,</w:t>
+      </w:r>
+      <w:r>
+        <w:br/>
+        <w:t>스폰 위치 주변을 자연스럽게 배회하는 Patrol 상태를 추가하였다.</w:t>
+      </w:r>
+      <w:r>
+        <w:br/>
+        <w:t>NPC는 일정 시간 Idle 상태로 대기한 뒤 Patrol 상태로 전환되고,</w:t>
+      </w:r>
+      <w:r>
+        <w:br/>
+        <w:t>스폰 근처의 랜덤 웨이포인트를 향해 느린 속도로 이동한다.</w:t>
+      </w:r>
+      <w:r>
+        <w:br/>
+        <w:t>웨이포인트에 도착하거나 순찰 시간이 만료되면 다시 Idle 상태로 돌아가며,</w:t>
+      </w:r>
+      <w:r>
+        <w:br/>
+        <w:t>이 과정을 반복하도록 구성하였다.</w:t>
+      </w:r>
+    </w:p>
+    <w:p>
+      <w:pPr>
+        <w:pStyle w:val="a3"/>
+        <w:numPr>
+          <w:ilvl w:val="1"/>
+          <w:numId w:val="4"/>
+        </w:numPr>
+        <w:ind w:leftChars="0"/>
+        <w:rPr>
+          <w:rFonts w:hint="eastAsia"/>
+        </w:rPr>
+      </w:pPr>
+      <w:r>
+        <w:rPr>
+          <w:rFonts w:hint="eastAsia"/>
+        </w:rPr>
+        <w:t>순찰</w:t>
+      </w:r>
+      <w:r>
+        <w:t xml:space="preserve"> 중에도 플레이어 감지와 그룹 메모리 반응이 정상적으로 동작해야 하므로,</w:t>
+      </w:r>
+      <w:r>
+        <w:br/>
+        <w:t>기존 Idle 상태에 있던 감지 로직을 `checkAlert()` 함수로 분리하였다.</w:t>
+      </w:r>
+      <w:r>
+        <w:br/>
+        <w:t>이를 통해 Idle과 Patrol 상태가 동일한 감지 흐름을 공유하게 되었고, 순찰 중 플레이어를 발견하면</w:t>
+      </w:r>
+      <w:r>
+        <w:br/>
+        <w:t>즉시 Chase 상태로 전환하거나, 그룹 공유 메모리가 있으면 Investigate 상태로</w:t>
+      </w:r>
+      <w:r>
+        <w:br/>
+        <w:t>전환할 수 있도록 했다.</w:t>
+      </w:r>
+    </w:p>
+    <w:p>
+      <w:pPr>
+        <w:pStyle w:val="a3"/>
+        <w:numPr>
+          <w:ilvl w:val="0"/>
+          <w:numId w:val="4"/>
+        </w:numPr>
+        <w:ind w:leftChars="0"/>
+      </w:pPr>
+      <w:r>
+        <w:t>`patrolRadius`, `patrolSpeedMult`, `minIdleTime`, `maxIdleTime`, `minPatrolTime`, `maxPatrolTime` 등의</w:t>
+      </w:r>
+      <w:r>
+        <w:br/>
+        <w:t>튜닝 값을 추가하였다.</w:t>
+      </w:r>
+      <w:r>
+        <w:br/>
+        <w:t>순찰 반경, 순찰 속도, 대기 시간, 순찰 지속 시간을 NPC별로 랜덤하게 적용하여</w:t>
+      </w:r>
+      <w:r>
+        <w:br/>
+        <w:t>여러 NPC가 동시에 같은 패턴으로 움직이는 기계적인 느낌을 줄였다</w:t>
+      </w:r>
+      <w:r>
+        <w:rPr>
+          <w:rFonts w:hint="eastAsia"/>
+        </w:rPr>
         <w:t>.</w:t>
-      </w:r>
-      <w:r>
-        <w:br/>
-      </w:r>
-      <w:r>
-        <w:t xml:space="preserve">이때 </w:t>
-      </w:r>
-      <w:r>
-        <w:rPr>
-          <w:rFonts w:hint="eastAsia"/>
-        </w:rPr>
-        <w:t>중간보스</w:t>
-      </w:r>
-      <w:r>
-        <w:t xml:space="preserve">가 살아 있는 </w:t>
-      </w:r>
-      <w:r>
-        <w:rPr>
-          <w:rFonts w:hint="eastAsia"/>
-        </w:rPr>
-        <w:t>버디</w:t>
-      </w:r>
-      <w:r>
-        <w:t xml:space="preserve"> 부대 중 하나의 쐐기</w:t>
-      </w:r>
-      <w:r>
-        <w:rPr>
-          <w:rFonts w:hint="eastAsia"/>
-        </w:rPr>
-        <w:t xml:space="preserve"> 대형</w:t>
-      </w:r>
-      <w:r>
-        <w:t xml:space="preserve"> 선두 위치로 이동해 합류</w:t>
-      </w:r>
-      <w:r>
-        <w:rPr>
-          <w:rFonts w:hint="eastAsia"/>
-        </w:rPr>
-        <w:t>한다</w:t>
-      </w:r>
-      <w:r>
-        <w:t>.</w:t>
-      </w:r>
-      <w:r>
-        <w:br/>
-      </w:r>
-      <w:r>
-        <w:rPr>
-          <w:rFonts w:hint="eastAsia"/>
-        </w:rPr>
-        <w:t>돌진을</w:t>
-      </w:r>
-      <w:r>
-        <w:t xml:space="preserve"> 시작하면 </w:t>
-      </w:r>
-      <w:r>
-        <w:rPr>
-          <w:rFonts w:hint="eastAsia"/>
-        </w:rPr>
-        <w:t>중간보스</w:t>
-      </w:r>
-      <w:r>
-        <w:t xml:space="preserve">도 같은 방향으로 함께 돌진하며, </w:t>
-      </w:r>
-      <w:r>
-        <w:rPr>
-          <w:rFonts w:hint="eastAsia"/>
-        </w:rPr>
-        <w:t>중간보스</w:t>
-      </w:r>
-      <w:r>
-        <w:t xml:space="preserve">가 합류한 </w:t>
-      </w:r>
-      <w:r>
-        <w:rPr>
-          <w:rFonts w:hint="eastAsia"/>
-        </w:rPr>
-        <w:t>쐐기 대형은</w:t>
-      </w:r>
-      <w:r>
-        <w:br/>
-      </w:r>
-      <w:r>
-        <w:t>피해 배율이 강화</w:t>
-      </w:r>
-      <w:r>
-        <w:rPr>
-          <w:rFonts w:hint="eastAsia"/>
-        </w:rPr>
-        <w:t>된다.</w:t>
-      </w:r>
-      <w:r>
-        <w:br/>
-      </w:r>
-      <w:r>
-        <w:br/>
-      </w:r>
-      <w:r>
-        <w:rPr>
-          <w:rFonts w:hint="eastAsia"/>
-        </w:rPr>
-        <w:t>전술이</w:t>
-      </w:r>
-      <w:r>
-        <w:t xml:space="preserve"> 끝나면 </w:t>
-      </w:r>
-      <w:proofErr w:type="spellStart"/>
-      <w:r>
-        <w:rPr>
-          <w:rFonts w:hint="eastAsia"/>
-        </w:rPr>
-        <w:t>쿨타임</w:t>
-      </w:r>
-      <w:r>
-        <w:t>에</w:t>
-      </w:r>
-      <w:proofErr w:type="spellEnd"/>
-      <w:r>
-        <w:t xml:space="preserve"> 들어</w:t>
-      </w:r>
-      <w:r>
-        <w:rPr>
-          <w:rFonts w:hint="eastAsia"/>
-        </w:rPr>
-        <w:t>간다</w:t>
-      </w:r>
-      <w:r>
-        <w:t>.</w:t>
-      </w:r>
-      <w:r>
-        <w:br/>
-      </w:r>
-      <w:proofErr w:type="spellStart"/>
-      <w:r>
-        <w:t>쿨타임은</w:t>
-      </w:r>
-      <w:proofErr w:type="spellEnd"/>
-      <w:r>
-        <w:t xml:space="preserve"> 매번 7~13초 사이에서 랜덤으로 정해</w:t>
-      </w:r>
-      <w:r>
-        <w:rPr>
-          <w:rFonts w:hint="eastAsia"/>
-        </w:rPr>
-        <w:t>진다.</w:t>
       </w:r>
     </w:p>
     <w:p>
@@ -2820,6 +2308,7 @@
           <w:p>
             <w:pPr>
               <w:rPr>
+                <w:rFonts w:hint="eastAsia"/>
                 <w:b/>
                 <w:bCs/>
                 <w:szCs w:val="20"/>
@@ -2833,6 +2322,15 @@
                 <w:szCs w:val="20"/>
               </w:rPr>
               <w:t xml:space="preserve">우상훈: </w:t>
+            </w:r>
+            <w:r>
+              <w:rPr>
+                <w:rFonts w:hint="eastAsia"/>
+                <w:b/>
+                <w:bCs/>
+                <w:szCs w:val="20"/>
+              </w:rPr>
+              <w:t>Lobby Server 재구축</w:t>
             </w:r>
           </w:p>
           <w:p>
@@ -2843,7 +2341,6 @@
                 <w:szCs w:val="20"/>
               </w:rPr>
             </w:pPr>
-            <w:proofErr w:type="spellStart"/>
             <w:r>
               <w:rPr>
                 <w:rFonts w:hint="eastAsia"/>
@@ -2851,9 +2348,8 @@
                 <w:bCs/>
                 <w:szCs w:val="20"/>
               </w:rPr>
-              <w:t>장명운</w:t>
-            </w:r>
-            <w:proofErr w:type="spellEnd"/>
+              <w:t xml:space="preserve">장명운: </w:t>
+            </w:r>
             <w:r>
               <w:rPr>
                 <w:rFonts w:hint="eastAsia"/>
@@ -2861,18 +2357,16 @@
                 <w:bCs/>
                 <w:szCs w:val="20"/>
               </w:rPr>
-              <w:t xml:space="preserve">: </w:t>
-            </w:r>
-            <w:r>
-              <w:rPr>
-                <w:rFonts w:hint="eastAsia"/>
+              <w:t>스킬 추가 구현 및 몬스터 패턴 구현, 레벨 디자인, 네비메시 추출</w:t>
+            </w:r>
+            <w:r>
+              <w:rPr>
                 <w:b/>
                 <w:bCs/>
                 <w:szCs w:val="20"/>
               </w:rPr>
-              <w:t xml:space="preserve">스킬 추가 구현 및 몬스터 패턴 구현, 레벨 디자인, </w:t>
-            </w:r>
-            <w:proofErr w:type="spellStart"/>
+              <w:br/>
+            </w:r>
             <w:r>
               <w:rPr>
                 <w:rFonts w:hint="eastAsia"/>
@@ -2880,9 +2374,8 @@
                 <w:bCs/>
                 <w:szCs w:val="20"/>
               </w:rPr>
-              <w:t>네비메시</w:t>
-            </w:r>
-            <w:proofErr w:type="spellEnd"/>
+              <w:t xml:space="preserve">이종진: </w:t>
+            </w:r>
             <w:r>
               <w:rPr>
                 <w:rFonts w:hint="eastAsia"/>
@@ -2890,36 +2383,8 @@
                 <w:bCs/>
                 <w:szCs w:val="20"/>
               </w:rPr>
-              <w:t xml:space="preserve"> 추출</w:t>
-            </w:r>
-            <w:r>
-              <w:rPr>
-                <w:b/>
-                <w:bCs/>
-                <w:szCs w:val="20"/>
-              </w:rPr>
-              <w:br/>
-            </w:r>
-            <w:r>
-              <w:rPr>
-                <w:rFonts w:hint="eastAsia"/>
-                <w:b/>
-                <w:bCs/>
-                <w:szCs w:val="20"/>
-              </w:rPr>
-              <w:t xml:space="preserve">이종진: </w:t>
-            </w:r>
-            <w:proofErr w:type="spellStart"/>
-            <w:r>
-              <w:rPr>
-                <w:rFonts w:hint="eastAsia"/>
-                <w:b/>
-                <w:bCs/>
-                <w:szCs w:val="20"/>
-              </w:rPr>
               <w:t>로비씬</w:t>
             </w:r>
-            <w:proofErr w:type="spellEnd"/>
             <w:r>
               <w:rPr>
                 <w:rFonts w:hint="eastAsia"/>
@@ -3879,6 +3344,7 @@
   <w:style w:type="character" w:default="1" w:styleId="a0">
     <w:name w:val="Default Paragraph Font"/>
     <w:uiPriority w:val="1"/>
+    <w:semiHidden/>
     <w:unhideWhenUsed/>
   </w:style>
   <w:style w:type="table" w:default="1" w:styleId="a1">

--- a/작업일지/졸업작품 작업일지 - 20+31주차.docx
+++ b/작업일지/졸업작품 작업일지 - 20+31주차.docx
@@ -91,8 +91,18 @@
                 <w:b/>
                 <w:sz w:val="18"/>
               </w:rPr>
-              <w:t>2020180033 장명운</w:t>
-            </w:r>
+              <w:t xml:space="preserve">2020180033 </w:t>
+            </w:r>
+            <w:proofErr w:type="spellStart"/>
+            <w:r>
+              <w:rPr>
+                <w:rFonts w:hint="eastAsia"/>
+                <w:b/>
+                <w:sz w:val="18"/>
+              </w:rPr>
+              <w:t>장명운</w:t>
+            </w:r>
+            <w:proofErr w:type="spellEnd"/>
           </w:p>
           <w:p>
             <w:pPr>
@@ -179,6 +189,7 @@
                 <w:sz w:val="22"/>
               </w:rPr>
             </w:pPr>
+            <w:proofErr w:type="spellStart"/>
             <w:r>
               <w:rPr>
                 <w:rFonts w:hint="eastAsia"/>
@@ -187,6 +198,7 @@
               </w:rPr>
               <w:t>팀명</w:t>
             </w:r>
+            <w:proofErr w:type="spellEnd"/>
           </w:p>
         </w:tc>
         <w:tc>
@@ -223,6 +235,7 @@
                 <w:szCs w:val="18"/>
               </w:rPr>
             </w:pPr>
+            <w:proofErr w:type="gramStart"/>
             <w:r>
               <w:rPr>
                 <w:rFonts w:hint="eastAsia"/>
@@ -231,7 +244,18 @@
                 <w:sz w:val="18"/>
                 <w:szCs w:val="18"/>
               </w:rPr>
-              <w:t>( Outlander )</w:t>
+              <w:t>( Outlander</w:t>
+            </w:r>
+            <w:proofErr w:type="gramEnd"/>
+            <w:r>
+              <w:rPr>
+                <w:rFonts w:hint="eastAsia"/>
+                <w:b/>
+                <w:bCs/>
+                <w:sz w:val="18"/>
+                <w:szCs w:val="18"/>
+              </w:rPr>
+              <w:t xml:space="preserve"> )</w:t>
             </w:r>
           </w:p>
         </w:tc>
@@ -497,26 +521,50 @@
                 <w:b/>
               </w:rPr>
             </w:pPr>
-            <w:r>
-              <w:rPr>
-                <w:rFonts w:hint="eastAsia"/>
-                <w:b/>
-              </w:rPr>
-              <w:t xml:space="preserve">장명운: </w:t>
-            </w:r>
-            <w:r>
-              <w:rPr>
-                <w:rFonts w:hint="eastAsia"/>
-                <w:b/>
-              </w:rPr>
-              <w:t>논문 포스터 작성, 온라인 모드에 스킬 시스템 적용, 피격 시 넉백 구현, ragdoll body마다 damping과 noise 별도 설정 등 보정, 아군 공격 방지, 충돌 피드백 튜닝</w:t>
+            <w:proofErr w:type="spellStart"/>
+            <w:r>
+              <w:rPr>
+                <w:rFonts w:hint="eastAsia"/>
+                <w:b/>
+              </w:rPr>
+              <w:t>장명운</w:t>
+            </w:r>
+            <w:proofErr w:type="spellEnd"/>
+            <w:r>
+              <w:rPr>
+                <w:rFonts w:hint="eastAsia"/>
+                <w:b/>
+              </w:rPr>
+              <w:t xml:space="preserve">: </w:t>
+            </w:r>
+            <w:r>
+              <w:rPr>
+                <w:rFonts w:hint="eastAsia"/>
+                <w:b/>
+              </w:rPr>
+              <w:t xml:space="preserve">논문 포스터 작성, 온라인 모드에 스킬 시스템 적용, 피격 시 </w:t>
+            </w:r>
+            <w:proofErr w:type="spellStart"/>
+            <w:r>
+              <w:rPr>
+                <w:rFonts w:hint="eastAsia"/>
+                <w:b/>
+              </w:rPr>
+              <w:t>넉백</w:t>
+            </w:r>
+            <w:proofErr w:type="spellEnd"/>
+            <w:r>
+              <w:rPr>
+                <w:rFonts w:hint="eastAsia"/>
+                <w:b/>
+              </w:rPr>
+              <w:t xml:space="preserve"> 구현, ragdoll body마다 damping과 noise 별도 설정 등 보정, 아군 공격 방지, 충돌 피드백 튜닝</w:t>
             </w:r>
           </w:p>
           <w:p>
             <w:pPr>
               <w:jc w:val="left"/>
               <w:rPr>
-                <w:rFonts w:hint="eastAsia"/>
                 <w:b/>
                 <w:bCs/>
               </w:rPr>
@@ -555,6 +603,7 @@
               </w:rPr>
               <w:t xml:space="preserve">이종진: </w:t>
             </w:r>
+            <w:proofErr w:type="spellStart"/>
             <w:r>
               <w:rPr>
                 <w:rFonts w:hint="eastAsia"/>
@@ -562,7 +611,37 @@
                 <w:bCs/>
                 <w:szCs w:val="20"/>
               </w:rPr>
-              <w:t>창술사 이펙트 추가, 로비씬 추가</w:t>
+              <w:t>창술사</w:t>
+            </w:r>
+            <w:proofErr w:type="spellEnd"/>
+            <w:r>
+              <w:rPr>
+                <w:rFonts w:hint="eastAsia"/>
+                <w:b/>
+                <w:bCs/>
+                <w:szCs w:val="20"/>
+              </w:rPr>
+              <w:t xml:space="preserve"> 이펙트 추가, </w:t>
+            </w:r>
+            <w:proofErr w:type="spellStart"/>
+            <w:r>
+              <w:rPr>
+                <w:rFonts w:hint="eastAsia"/>
+                <w:b/>
+                <w:bCs/>
+                <w:szCs w:val="20"/>
+              </w:rPr>
+              <w:t>로비씬</w:t>
+            </w:r>
+            <w:proofErr w:type="spellEnd"/>
+            <w:r>
+              <w:rPr>
+                <w:rFonts w:hint="eastAsia"/>
+                <w:b/>
+                <w:bCs/>
+                <w:szCs w:val="20"/>
+              </w:rPr>
+              <w:t xml:space="preserve"> 추가</w:t>
             </w:r>
           </w:p>
         </w:tc>
@@ -600,13 +679,23 @@
           <w:szCs w:val="32"/>
         </w:rPr>
       </w:pPr>
+      <w:proofErr w:type="spellStart"/>
       <w:r>
         <w:rPr>
           <w:rFonts w:hint="eastAsia"/>
           <w:sz w:val="28"/>
           <w:szCs w:val="32"/>
         </w:rPr>
-        <w:t>장명운:</w:t>
+        <w:t>장명운</w:t>
+      </w:r>
+      <w:proofErr w:type="spellEnd"/>
+      <w:r>
+        <w:rPr>
+          <w:rFonts w:hint="eastAsia"/>
+          <w:sz w:val="28"/>
+          <w:szCs w:val="32"/>
+        </w:rPr>
+        <w:t>:</w:t>
       </w:r>
     </w:p>
     <w:p>
@@ -800,7 +889,23 @@
           <w:rFonts w:hint="eastAsia"/>
           <w:sz w:val="22"/>
         </w:rPr>
-        <w:t>피격 시 넉백 구현</w:t>
+        <w:t xml:space="preserve">피격 시 </w:t>
+      </w:r>
+      <w:proofErr w:type="spellStart"/>
+      <w:r>
+        <w:rPr>
+          <w:rFonts w:hint="eastAsia"/>
+          <w:sz w:val="22"/>
+        </w:rPr>
+        <w:t>넉백</w:t>
+      </w:r>
+      <w:proofErr w:type="spellEnd"/>
+      <w:r>
+        <w:rPr>
+          <w:rFonts w:hint="eastAsia"/>
+          <w:sz w:val="22"/>
+        </w:rPr>
+        <w:t xml:space="preserve"> 구현</w:t>
       </w:r>
     </w:p>
     <w:p>
@@ -821,7 +926,23 @@
           <w:rFonts w:hint="eastAsia"/>
           <w:sz w:val="22"/>
         </w:rPr>
-        <w:t>피격 시 스킬 스크립트에 명시된 충격량을 충돌 부위에 적용</w:t>
+        <w:t xml:space="preserve">피격 시 스킬 스크립트에 명시된 </w:t>
+      </w:r>
+      <w:proofErr w:type="spellStart"/>
+      <w:r>
+        <w:rPr>
+          <w:rFonts w:hint="eastAsia"/>
+          <w:sz w:val="22"/>
+        </w:rPr>
+        <w:t>충격량을</w:t>
+      </w:r>
+      <w:proofErr w:type="spellEnd"/>
+      <w:r>
+        <w:rPr>
+          <w:rFonts w:hint="eastAsia"/>
+          <w:sz w:val="22"/>
+        </w:rPr>
+        <w:t xml:space="preserve"> 충돌 부위에 적용</w:t>
       </w:r>
     </w:p>
     <w:p>
@@ -842,7 +963,55 @@
           <w:rFonts w:hint="eastAsia"/>
           <w:sz w:val="22"/>
         </w:rPr>
-        <w:t>사망으로 인해 랙돌화되었을 때 충격량으로 인해 튕겨나가도록 연출</w:t>
+        <w:t xml:space="preserve">사망으로 인해 </w:t>
+      </w:r>
+      <w:proofErr w:type="spellStart"/>
+      <w:r>
+        <w:rPr>
+          <w:rFonts w:hint="eastAsia"/>
+          <w:sz w:val="22"/>
+        </w:rPr>
+        <w:t>랙돌화되었을</w:t>
+      </w:r>
+      <w:proofErr w:type="spellEnd"/>
+      <w:r>
+        <w:rPr>
+          <w:rFonts w:hint="eastAsia"/>
+          <w:sz w:val="22"/>
+        </w:rPr>
+        <w:t xml:space="preserve"> 때 </w:t>
+      </w:r>
+      <w:proofErr w:type="spellStart"/>
+      <w:r>
+        <w:rPr>
+          <w:rFonts w:hint="eastAsia"/>
+          <w:sz w:val="22"/>
+        </w:rPr>
+        <w:t>충격량으로</w:t>
+      </w:r>
+      <w:proofErr w:type="spellEnd"/>
+      <w:r>
+        <w:rPr>
+          <w:rFonts w:hint="eastAsia"/>
+          <w:sz w:val="22"/>
+        </w:rPr>
+        <w:t xml:space="preserve"> 인해 </w:t>
+      </w:r>
+      <w:proofErr w:type="spellStart"/>
+      <w:r>
+        <w:rPr>
+          <w:rFonts w:hint="eastAsia"/>
+          <w:sz w:val="22"/>
+        </w:rPr>
+        <w:t>튕겨나가도록</w:t>
+      </w:r>
+      <w:proofErr w:type="spellEnd"/>
+      <w:r>
+        <w:rPr>
+          <w:rFonts w:hint="eastAsia"/>
+          <w:sz w:val="22"/>
+        </w:rPr>
+        <w:t xml:space="preserve"> 연출</w:t>
       </w:r>
     </w:p>
     <w:p>
@@ -863,7 +1032,23 @@
           <w:rFonts w:hint="eastAsia"/>
           <w:sz w:val="22"/>
         </w:rPr>
-        <w:t>물리 시스템에 motor 기능 추가 해 목표 속도로 가/감속하도록 구현</w:t>
+        <w:t xml:space="preserve">물리 시스템에 motor 기능 </w:t>
+      </w:r>
+      <w:proofErr w:type="gramStart"/>
+      <w:r>
+        <w:rPr>
+          <w:rFonts w:hint="eastAsia"/>
+          <w:sz w:val="22"/>
+        </w:rPr>
+        <w:t>추가 해</w:t>
+      </w:r>
+      <w:proofErr w:type="gramEnd"/>
+      <w:r>
+        <w:rPr>
+          <w:rFonts w:hint="eastAsia"/>
+          <w:sz w:val="22"/>
+        </w:rPr>
+        <w:t xml:space="preserve"> 목표 속도로 가/감속하도록 구현</w:t>
       </w:r>
     </w:p>
     <w:p>
@@ -879,12 +1064,21 @@
           <w:sz w:val="22"/>
         </w:rPr>
       </w:pPr>
-      <w:r>
-        <w:rPr>
-          <w:rFonts w:hint="eastAsia"/>
-          <w:sz w:val="22"/>
-        </w:rPr>
-        <w:t>충격량으로 인한 물리적 속도 변화와 AI의 이동 명령에 의한 속도 변화 효과를 조합, AI가 설정한 속도는 이제 motor의 desired velocity를 설정하고, 물리 시스템은</w:t>
+      <w:proofErr w:type="spellStart"/>
+      <w:r>
+        <w:rPr>
+          <w:rFonts w:hint="eastAsia"/>
+          <w:sz w:val="22"/>
+        </w:rPr>
+        <w:t>충격량으로</w:t>
+      </w:r>
+      <w:proofErr w:type="spellEnd"/>
+      <w:r>
+        <w:rPr>
+          <w:rFonts w:hint="eastAsia"/>
+          <w:sz w:val="22"/>
+        </w:rPr>
+        <w:t xml:space="preserve"> 인한 물리적 속도 변화와 AI의 이동 명령에 의한 속도 변화 효과를 조합, AI가 설정한 속도는 이제 motor의 desired velocity를 설정하고, 물리 시스템은</w:t>
       </w:r>
       <w:r>
         <w:rPr>
@@ -897,7 +1091,23 @@
           <w:rFonts w:hint="eastAsia"/>
           <w:sz w:val="22"/>
         </w:rPr>
-        <w:t>desired velocity에 도달하도록 힘을 가하는 한편 충돌 처리와 댐핑을 함께 수행함.</w:t>
+        <w:t xml:space="preserve">desired velocity에 도달하도록 힘을 가하는 한편 충돌 처리와 </w:t>
+      </w:r>
+      <w:proofErr w:type="spellStart"/>
+      <w:r>
+        <w:rPr>
+          <w:rFonts w:hint="eastAsia"/>
+          <w:sz w:val="22"/>
+        </w:rPr>
+        <w:t>댐핑을</w:t>
+      </w:r>
+      <w:proofErr w:type="spellEnd"/>
+      <w:r>
+        <w:rPr>
+          <w:rFonts w:hint="eastAsia"/>
+          <w:sz w:val="22"/>
+        </w:rPr>
+        <w:t xml:space="preserve"> 함께 수행함.</w:t>
       </w:r>
     </w:p>
     <w:p>
@@ -984,7 +1194,39 @@
           <w:rFonts w:hint="eastAsia"/>
           <w:sz w:val="22"/>
         </w:rPr>
-        <w:t>피격으로 인한 넉백 등이 발생할 때, 단조로운 넉백 연출을 방지하기 위해 각 ragdoll body에 random noise impulse를 추가로 작게 적용, 부위별로 noise 계수를 달리해 안정화</w:t>
+        <w:t xml:space="preserve">피격으로 인한 </w:t>
+      </w:r>
+      <w:proofErr w:type="spellStart"/>
+      <w:r>
+        <w:rPr>
+          <w:rFonts w:hint="eastAsia"/>
+          <w:sz w:val="22"/>
+        </w:rPr>
+        <w:t>넉백</w:t>
+      </w:r>
+      <w:proofErr w:type="spellEnd"/>
+      <w:r>
+        <w:rPr>
+          <w:rFonts w:hint="eastAsia"/>
+          <w:sz w:val="22"/>
+        </w:rPr>
+        <w:t xml:space="preserve"> 등이 발생할 때, 단조로운 </w:t>
+      </w:r>
+      <w:proofErr w:type="spellStart"/>
+      <w:r>
+        <w:rPr>
+          <w:rFonts w:hint="eastAsia"/>
+          <w:sz w:val="22"/>
+        </w:rPr>
+        <w:t>넉백</w:t>
+      </w:r>
+      <w:proofErr w:type="spellEnd"/>
+      <w:r>
+        <w:rPr>
+          <w:rFonts w:hint="eastAsia"/>
+          <w:sz w:val="22"/>
+        </w:rPr>
+        <w:t xml:space="preserve"> 연출을 방지하기 위해 각 ragdoll body에 random noise impulse를 추가로 작게 적용, 부위별로 noise 계수를 달리해 안정화</w:t>
       </w:r>
     </w:p>
     <w:p>
@@ -1026,7 +1268,23 @@
           <w:rFonts w:hint="eastAsia"/>
           <w:sz w:val="22"/>
         </w:rPr>
-        <w:t>Faction bit를 설정하고 enum에 대응시켜, 공격 가능 faction들을 bitwise-or로 연산,</w:t>
+        <w:t xml:space="preserve">Faction bit를 설정하고 </w:t>
+      </w:r>
+      <w:proofErr w:type="spellStart"/>
+      <w:r>
+        <w:rPr>
+          <w:rFonts w:hint="eastAsia"/>
+          <w:sz w:val="22"/>
+        </w:rPr>
+        <w:t>enum</w:t>
+      </w:r>
+      <w:proofErr w:type="spellEnd"/>
+      <w:r>
+        <w:rPr>
+          <w:rFonts w:hint="eastAsia"/>
+          <w:sz w:val="22"/>
+        </w:rPr>
+        <w:t>에 대응시켜, 공격 가능 faction들을 bitwise-or로 연산,</w:t>
       </w:r>
       <w:r>
         <w:rPr>
@@ -1087,8 +1345,17 @@
           <w:rFonts w:hint="eastAsia"/>
           <w:sz w:val="22"/>
         </w:rPr>
-        <w:t>ontact constraint를 생성하여 baumgarte</w:t>
-      </w:r>
+        <w:t xml:space="preserve">ontact constraint를 생성하여 </w:t>
+      </w:r>
+      <w:proofErr w:type="spellStart"/>
+      <w:r>
+        <w:rPr>
+          <w:rFonts w:hint="eastAsia"/>
+          <w:sz w:val="22"/>
+        </w:rPr>
+        <w:t>baumgarte</w:t>
+      </w:r>
+      <w:proofErr w:type="spellEnd"/>
       <w:r>
         <w:rPr>
           <w:rFonts w:hint="eastAsia"/>
@@ -1256,6 +1523,7 @@
         </w:rPr>
         <w:t xml:space="preserve">. </w:t>
       </w:r>
+      <w:proofErr w:type="spellStart"/>
       <w:r>
         <w:rPr>
           <w:rFonts w:hint="eastAsia"/>
@@ -1264,7 +1532,18 @@
           <w:sz w:val="18"/>
           <w:szCs w:val="20"/>
         </w:rPr>
-        <w:t>창술사 이펙트 4종 추가</w:t>
+        <w:t>창술사</w:t>
+      </w:r>
+      <w:proofErr w:type="spellEnd"/>
+      <w:r>
+        <w:rPr>
+          <w:rFonts w:hint="eastAsia"/>
+          <w:b/>
+          <w:bCs/>
+          <w:sz w:val="18"/>
+          <w:szCs w:val="20"/>
+        </w:rPr>
+        <w:t xml:space="preserve"> 이펙트 4종 추가</w:t>
       </w:r>
     </w:p>
     <w:p>
@@ -1325,6 +1604,7 @@
           <w:szCs w:val="20"/>
         </w:rPr>
       </w:pPr>
+      <w:proofErr w:type="spellStart"/>
       <w:r>
         <w:rPr>
           <w:rFonts w:hint="eastAsia"/>
@@ -1340,6 +1620,7 @@
         </w:rPr>
         <w:t>iercingSlash</w:t>
       </w:r>
+      <w:proofErr w:type="spellEnd"/>
       <w:r>
         <w:rPr>
           <w:rFonts w:hint="eastAsia"/>
@@ -1374,6 +1655,7 @@
           <w:szCs w:val="20"/>
         </w:rPr>
       </w:pPr>
+      <w:proofErr w:type="spellStart"/>
       <w:r>
         <w:rPr>
           <w:rFonts w:hint="eastAsia"/>
@@ -1389,6 +1671,7 @@
         </w:rPr>
         <w:t>iercingCircleSlash</w:t>
       </w:r>
+      <w:proofErr w:type="spellEnd"/>
       <w:r>
         <w:rPr>
           <w:rFonts w:hint="eastAsia"/>
@@ -1423,6 +1706,7 @@
           <w:szCs w:val="20"/>
         </w:rPr>
       </w:pPr>
+      <w:proofErr w:type="spellStart"/>
       <w:r>
         <w:rPr>
           <w:rFonts w:hint="eastAsia"/>
@@ -1438,6 +1722,7 @@
         </w:rPr>
         <w:t>iercingMulti</w:t>
       </w:r>
+      <w:proofErr w:type="spellEnd"/>
       <w:r>
         <w:rPr>
           <w:rFonts w:hint="eastAsia"/>
@@ -1490,6 +1775,7 @@
         </w:rPr>
         <w:t xml:space="preserve">. </w:t>
       </w:r>
+      <w:proofErr w:type="spellStart"/>
       <w:r>
         <w:rPr>
           <w:rFonts w:hint="eastAsia"/>
@@ -1498,7 +1784,18 @@
           <w:sz w:val="18"/>
           <w:szCs w:val="20"/>
         </w:rPr>
-        <w:t>로비씬 추가</w:t>
+        <w:t>로비씬</w:t>
+      </w:r>
+      <w:proofErr w:type="spellEnd"/>
+      <w:r>
+        <w:rPr>
+          <w:rFonts w:hint="eastAsia"/>
+          <w:b/>
+          <w:bCs/>
+          <w:sz w:val="18"/>
+          <w:szCs w:val="20"/>
+        </w:rPr>
+        <w:t xml:space="preserve"> 추가</w:t>
       </w:r>
       <w:r>
         <w:rPr>
@@ -1534,7 +1831,25 @@
           <w:sz w:val="18"/>
           <w:szCs w:val="20"/>
         </w:rPr>
-        <w:t>멀티 플레이를 위한 로비씬을 추가했다</w:t>
+        <w:t xml:space="preserve">멀티 플레이를 위한 </w:t>
+      </w:r>
+      <w:proofErr w:type="spellStart"/>
+      <w:r>
+        <w:rPr>
+          <w:rFonts w:hint="eastAsia"/>
+          <w:sz w:val="18"/>
+          <w:szCs w:val="20"/>
+        </w:rPr>
+        <w:t>로비씬을</w:t>
+      </w:r>
+      <w:proofErr w:type="spellEnd"/>
+      <w:r>
+        <w:rPr>
+          <w:rFonts w:hint="eastAsia"/>
+          <w:sz w:val="18"/>
+          <w:szCs w:val="20"/>
+        </w:rPr>
+        <w:t xml:space="preserve"> 추가했다</w:t>
       </w:r>
       <w:r>
         <w:rPr>
@@ -1562,13 +1877,41 @@
           <w:szCs w:val="20"/>
         </w:rPr>
       </w:pPr>
-      <w:r>
-        <w:rPr>
-          <w:rFonts w:hint="eastAsia"/>
-          <w:sz w:val="18"/>
-          <w:szCs w:val="20"/>
-        </w:rPr>
-        <w:t>로비씬과 인게임씬 2가지 씬으로 분리했다.</w:t>
+      <w:proofErr w:type="spellStart"/>
+      <w:r>
+        <w:rPr>
+          <w:rFonts w:hint="eastAsia"/>
+          <w:sz w:val="18"/>
+          <w:szCs w:val="20"/>
+        </w:rPr>
+        <w:t>로비씬과</w:t>
+      </w:r>
+      <w:proofErr w:type="spellEnd"/>
+      <w:r>
+        <w:rPr>
+          <w:rFonts w:hint="eastAsia"/>
+          <w:sz w:val="18"/>
+          <w:szCs w:val="20"/>
+        </w:rPr>
+        <w:t xml:space="preserve"> 인게임씬 2가지 </w:t>
+      </w:r>
+      <w:proofErr w:type="spellStart"/>
+      <w:r>
+        <w:rPr>
+          <w:rFonts w:hint="eastAsia"/>
+          <w:sz w:val="18"/>
+          <w:szCs w:val="20"/>
+        </w:rPr>
+        <w:t>씬으로</w:t>
+      </w:r>
+      <w:proofErr w:type="spellEnd"/>
+      <w:r>
+        <w:rPr>
+          <w:rFonts w:hint="eastAsia"/>
+          <w:sz w:val="18"/>
+          <w:szCs w:val="20"/>
+        </w:rPr>
+        <w:t xml:space="preserve"> 분리했다.</w:t>
       </w:r>
     </w:p>
     <w:p>
@@ -1588,13 +1931,41 @@
           <w:szCs w:val="20"/>
         </w:rPr>
       </w:pPr>
-      <w:r>
-        <w:rPr>
-          <w:rFonts w:hint="eastAsia"/>
-          <w:sz w:val="18"/>
-          <w:szCs w:val="20"/>
-        </w:rPr>
-        <w:t>로비씬은 메인화면과 대기실 2가지 상태로 분리했다. 하나의 함수에서 관리한다.</w:t>
+      <w:proofErr w:type="spellStart"/>
+      <w:r>
+        <w:rPr>
+          <w:rFonts w:hint="eastAsia"/>
+          <w:sz w:val="18"/>
+          <w:szCs w:val="20"/>
+        </w:rPr>
+        <w:t>로비씬은</w:t>
+      </w:r>
+      <w:proofErr w:type="spellEnd"/>
+      <w:r>
+        <w:rPr>
+          <w:rFonts w:hint="eastAsia"/>
+          <w:sz w:val="18"/>
+          <w:szCs w:val="20"/>
+        </w:rPr>
+        <w:t xml:space="preserve"> </w:t>
+      </w:r>
+      <w:proofErr w:type="spellStart"/>
+      <w:r>
+        <w:rPr>
+          <w:rFonts w:hint="eastAsia"/>
+          <w:sz w:val="18"/>
+          <w:szCs w:val="20"/>
+        </w:rPr>
+        <w:t>메인화면과</w:t>
+      </w:r>
+      <w:proofErr w:type="spellEnd"/>
+      <w:r>
+        <w:rPr>
+          <w:rFonts w:hint="eastAsia"/>
+          <w:sz w:val="18"/>
+          <w:szCs w:val="20"/>
+        </w:rPr>
+        <w:t xml:space="preserve"> 대기실 2가지 상태로 분리했다. 하나의 함수에서 관리한다.</w:t>
       </w:r>
     </w:p>
     <w:p>
@@ -1614,13 +1985,59 @@
           <w:szCs w:val="20"/>
         </w:rPr>
       </w:pPr>
-      <w:r>
-        <w:rPr>
-          <w:rFonts w:hint="eastAsia"/>
-          <w:sz w:val="18"/>
-          <w:szCs w:val="20"/>
-        </w:rPr>
-        <w:t>로비씬 디자인은 html/css/javascript로 프로토타입을 만들었다.</w:t>
+      <w:proofErr w:type="spellStart"/>
+      <w:r>
+        <w:rPr>
+          <w:rFonts w:hint="eastAsia"/>
+          <w:sz w:val="18"/>
+          <w:szCs w:val="20"/>
+        </w:rPr>
+        <w:t>로비씬</w:t>
+      </w:r>
+      <w:proofErr w:type="spellEnd"/>
+      <w:r>
+        <w:rPr>
+          <w:rFonts w:hint="eastAsia"/>
+          <w:sz w:val="18"/>
+          <w:szCs w:val="20"/>
+        </w:rPr>
+        <w:t xml:space="preserve"> 디자인은 html/</w:t>
+      </w:r>
+      <w:proofErr w:type="spellStart"/>
+      <w:r>
+        <w:rPr>
+          <w:rFonts w:hint="eastAsia"/>
+          <w:sz w:val="18"/>
+          <w:szCs w:val="20"/>
+        </w:rPr>
+        <w:t>css</w:t>
+      </w:r>
+      <w:proofErr w:type="spellEnd"/>
+      <w:r>
+        <w:rPr>
+          <w:rFonts w:hint="eastAsia"/>
+          <w:sz w:val="18"/>
+          <w:szCs w:val="20"/>
+        </w:rPr>
+        <w:t>/</w:t>
+      </w:r>
+      <w:proofErr w:type="spellStart"/>
+      <w:r>
+        <w:rPr>
+          <w:rFonts w:hint="eastAsia"/>
+          <w:sz w:val="18"/>
+          <w:szCs w:val="20"/>
+        </w:rPr>
+        <w:t>javascript</w:t>
+      </w:r>
+      <w:proofErr w:type="spellEnd"/>
+      <w:r>
+        <w:rPr>
+          <w:rFonts w:hint="eastAsia"/>
+          <w:sz w:val="18"/>
+          <w:szCs w:val="20"/>
+        </w:rPr>
+        <w:t>로 프로토타입을 만들었다.</w:t>
       </w:r>
     </w:p>
     <w:p>
@@ -1802,7 +2219,23 @@
           <w:rFonts w:hint="eastAsia"/>
           <w:bCs/>
         </w:rPr>
-        <w:t>기존 시뮬레이터에 있던 로직을 클라이언트/서버 구조에 맞게 포팅하였다.</w:t>
+        <w:t xml:space="preserve">기존 시뮬레이터에 있던 로직을 클라이언트/서버 구조에 맞게 </w:t>
+      </w:r>
+      <w:proofErr w:type="spellStart"/>
+      <w:r>
+        <w:rPr>
+          <w:rFonts w:hint="eastAsia"/>
+          <w:bCs/>
+        </w:rPr>
+        <w:t>포팅하였다</w:t>
+      </w:r>
+      <w:proofErr w:type="spellEnd"/>
+      <w:r>
+        <w:rPr>
+          <w:rFonts w:hint="eastAsia"/>
+          <w:bCs/>
+        </w:rPr>
+        <w:t>.</w:t>
       </w:r>
     </w:p>
     <w:p>
@@ -1813,9 +2246,6 @@
           <w:numId w:val="4"/>
         </w:numPr>
         <w:ind w:leftChars="0"/>
-        <w:rPr>
-          <w:rFonts w:hint="eastAsia"/>
-        </w:rPr>
       </w:pPr>
       <w:r>
         <w:rPr>
@@ -1833,29 +2263,56 @@
           <w:numId w:val="4"/>
         </w:numPr>
         <w:ind w:leftChars="0"/>
-        <w:rPr>
-          <w:rFonts w:hint="eastAsia"/>
-        </w:rPr>
       </w:pPr>
       <w:r>
         <w:t>NPC 공격 판정이 서버에 마지막으로 수신된 플레이어 위치만 기준으로 처리되어,</w:t>
       </w:r>
       <w:r>
         <w:br/>
-        <w:t>패킷 미수신 구간 동안 이동한 플레이어</w:t>
-      </w:r>
-      <w:r>
-        <w:rPr>
-          <w:rFonts w:hint="eastAsia"/>
-        </w:rPr>
-        <w:t>를 npc가 인식하지 못하는</w:t>
+        <w:t xml:space="preserve">패킷 </w:t>
+      </w:r>
+      <w:proofErr w:type="spellStart"/>
+      <w:r>
+        <w:t>미수신</w:t>
+      </w:r>
+      <w:proofErr w:type="spellEnd"/>
+      <w:r>
+        <w:t xml:space="preserve"> 구간 동안 이동한 플레이어</w:t>
+      </w:r>
+      <w:r>
+        <w:rPr>
+          <w:rFonts w:hint="eastAsia"/>
+        </w:rPr>
+        <w:t xml:space="preserve">를 </w:t>
+      </w:r>
+      <w:proofErr w:type="spellStart"/>
+      <w:r>
+        <w:rPr>
+          <w:rFonts w:hint="eastAsia"/>
+        </w:rPr>
+        <w:t>npc</w:t>
+      </w:r>
+      <w:proofErr w:type="spellEnd"/>
+      <w:r>
+        <w:rPr>
+          <w:rFonts w:hint="eastAsia"/>
+        </w:rPr>
+        <w:t>가 인식하지 못하는</w:t>
       </w:r>
       <w:r>
         <w:t xml:space="preserve"> 문제가 있었다.</w:t>
       </w:r>
       <w:r>
         <w:br/>
-        <w:t>이를 개선하기 위해 RoomServer에서 플레이어 이동 패킷의 velocity와 마지막 위치 갱신 시각을</w:t>
+        <w:t xml:space="preserve">이를 개선하기 위해 </w:t>
+      </w:r>
+      <w:proofErr w:type="spellStart"/>
+      <w:r>
+        <w:t>RoomServer</w:t>
+      </w:r>
+      <w:proofErr w:type="spellEnd"/>
+      <w:r>
+        <w:t>에서 플레이어 이동 패킷의 velocity와 마지막 위치 갱신 시각을</w:t>
       </w:r>
       <w:r>
         <w:br/>
@@ -1878,9 +2335,6 @@
           <w:numId w:val="4"/>
         </w:numPr>
         <w:ind w:leftChars="0"/>
-        <w:rPr>
-          <w:rFonts w:hint="eastAsia"/>
-        </w:rPr>
       </w:pPr>
       <w:r>
         <w:rPr>
@@ -1899,9 +2353,6 @@
           <w:numId w:val="4"/>
         </w:numPr>
         <w:ind w:leftChars="0"/>
-        <w:rPr>
-          <w:rFonts w:hint="eastAsia"/>
-        </w:rPr>
       </w:pPr>
       <w:r>
         <w:rPr>
@@ -1914,7 +2365,14 @@
       </w:r>
       <w:r>
         <w:br/>
-        <w:t>스폰 위치 주변을 자연스럽게 배회하는 Patrol 상태를 추가하였다.</w:t>
+      </w:r>
+      <w:proofErr w:type="spellStart"/>
+      <w:r>
+        <w:t>스폰</w:t>
+      </w:r>
+      <w:proofErr w:type="spellEnd"/>
+      <w:r>
+        <w:t xml:space="preserve"> 위치 주변을 자연스럽게 배회하는 Patrol 상태를 추가하였다.</w:t>
       </w:r>
       <w:r>
         <w:br/>
@@ -1922,11 +2380,33 @@
       </w:r>
       <w:r>
         <w:br/>
-        <w:t>스폰 근처의 랜덤 웨이포인트를 향해 느린 속도로 이동한다.</w:t>
+      </w:r>
+      <w:proofErr w:type="spellStart"/>
+      <w:r>
+        <w:t>스폰</w:t>
+      </w:r>
+      <w:proofErr w:type="spellEnd"/>
+      <w:r>
+        <w:t xml:space="preserve"> 근처의 랜덤 </w:t>
+      </w:r>
+      <w:proofErr w:type="spellStart"/>
+      <w:r>
+        <w:t>웨이포인트를</w:t>
+      </w:r>
+      <w:proofErr w:type="spellEnd"/>
+      <w:r>
+        <w:t xml:space="preserve"> 향해 느린 속도로 이동한다.</w:t>
       </w:r>
       <w:r>
         <w:br/>
-        <w:t>웨이포인트에 도착하거나 순찰 시간이 만료되면 다시 Idle 상태로 돌아가며,</w:t>
+      </w:r>
+      <w:proofErr w:type="spellStart"/>
+      <w:r>
+        <w:t>웨이포인트에</w:t>
+      </w:r>
+      <w:proofErr w:type="spellEnd"/>
+      <w:r>
+        <w:t xml:space="preserve"> 도착하거나 순찰 시간이 만료되면 다시 Idle 상태로 돌아가며,</w:t>
       </w:r>
       <w:r>
         <w:br/>
@@ -1941,9 +2421,6 @@
           <w:numId w:val="4"/>
         </w:numPr>
         <w:ind w:leftChars="0"/>
-        <w:rPr>
-          <w:rFonts w:hint="eastAsia"/>
-        </w:rPr>
       </w:pPr>
       <w:r>
         <w:rPr>
@@ -1956,7 +2433,15 @@
       </w:r>
       <w:r>
         <w:br/>
-        <w:t>기존 Idle 상태에 있던 감지 로직을 `checkAlert()` 함수로 분리하였다.</w:t>
+        <w:t>기존 Idle 상태에 있던 감지 로직을 `</w:t>
+      </w:r>
+      <w:proofErr w:type="spellStart"/>
+      <w:r>
+        <w:t>checkAlert</w:t>
+      </w:r>
+      <w:proofErr w:type="spellEnd"/>
+      <w:r>
+        <w:t>()` 함수로 분리하였다.</w:t>
       </w:r>
       <w:r>
         <w:br/>
@@ -1975,13 +2460,61 @@
       <w:pPr>
         <w:pStyle w:val="a3"/>
         <w:numPr>
-          <w:ilvl w:val="0"/>
+          <w:ilvl w:val="1"/>
           <w:numId w:val="4"/>
         </w:numPr>
         <w:ind w:leftChars="0"/>
       </w:pPr>
       <w:r>
-        <w:t>`patrolRadius`, `patrolSpeedMult`, `minIdleTime`, `maxIdleTime`, `minPatrolTime`, `maxPatrolTime` 등의</w:t>
+        <w:t>`</w:t>
+      </w:r>
+      <w:proofErr w:type="spellStart"/>
+      <w:r>
+        <w:t>patrolRadius</w:t>
+      </w:r>
+      <w:proofErr w:type="spellEnd"/>
+      <w:r>
+        <w:t>`, `</w:t>
+      </w:r>
+      <w:proofErr w:type="spellStart"/>
+      <w:r>
+        <w:t>patrolSpeedMult</w:t>
+      </w:r>
+      <w:proofErr w:type="spellEnd"/>
+      <w:r>
+        <w:t>`, `</w:t>
+      </w:r>
+      <w:proofErr w:type="spellStart"/>
+      <w:r>
+        <w:t>minIdleTime</w:t>
+      </w:r>
+      <w:proofErr w:type="spellEnd"/>
+      <w:r>
+        <w:t>`, `</w:t>
+      </w:r>
+      <w:proofErr w:type="spellStart"/>
+      <w:r>
+        <w:t>maxIdleTime</w:t>
+      </w:r>
+      <w:proofErr w:type="spellEnd"/>
+      <w:r>
+        <w:t>`, `</w:t>
+      </w:r>
+      <w:proofErr w:type="spellStart"/>
+      <w:r>
+        <w:t>minPatrolTime</w:t>
+      </w:r>
+      <w:proofErr w:type="spellEnd"/>
+      <w:r>
+        <w:t>`, `</w:t>
+      </w:r>
+      <w:proofErr w:type="spellStart"/>
+      <w:r>
+        <w:t>maxPatrolTime</w:t>
+      </w:r>
+      <w:proofErr w:type="spellEnd"/>
+      <w:r>
+        <w:t>` 등의</w:t>
       </w:r>
       <w:r>
         <w:br/>
@@ -2308,7 +2841,6 @@
           <w:p>
             <w:pPr>
               <w:rPr>
-                <w:rFonts w:hint="eastAsia"/>
                 <w:b/>
                 <w:bCs/>
                 <w:szCs w:val="20"/>
@@ -2341,6 +2873,7 @@
                 <w:szCs w:val="20"/>
               </w:rPr>
             </w:pPr>
+            <w:proofErr w:type="spellStart"/>
             <w:r>
               <w:rPr>
                 <w:rFonts w:hint="eastAsia"/>
@@ -2348,8 +2881,9 @@
                 <w:bCs/>
                 <w:szCs w:val="20"/>
               </w:rPr>
-              <w:t xml:space="preserve">장명운: </w:t>
-            </w:r>
+              <w:t>장명운</w:t>
+            </w:r>
+            <w:proofErr w:type="spellEnd"/>
             <w:r>
               <w:rPr>
                 <w:rFonts w:hint="eastAsia"/>
@@ -2357,16 +2891,18 @@
                 <w:bCs/>
                 <w:szCs w:val="20"/>
               </w:rPr>
-              <w:t>스킬 추가 구현 및 몬스터 패턴 구현, 레벨 디자인, 네비메시 추출</w:t>
-            </w:r>
-            <w:r>
-              <w:rPr>
+              <w:t xml:space="preserve">: </w:t>
+            </w:r>
+            <w:r>
+              <w:rPr>
+                <w:rFonts w:hint="eastAsia"/>
                 <w:b/>
                 <w:bCs/>
                 <w:szCs w:val="20"/>
               </w:rPr>
-              <w:br/>
-            </w:r>
+              <w:t xml:space="preserve">스킬 추가 구현 및 몬스터 패턴 구현, 레벨 디자인, </w:t>
+            </w:r>
+            <w:proofErr w:type="spellStart"/>
             <w:r>
               <w:rPr>
                 <w:rFonts w:hint="eastAsia"/>
@@ -2374,8 +2910,9 @@
                 <w:bCs/>
                 <w:szCs w:val="20"/>
               </w:rPr>
-              <w:t xml:space="preserve">이종진: </w:t>
-            </w:r>
+              <w:t>네비메시</w:t>
+            </w:r>
+            <w:proofErr w:type="spellEnd"/>
             <w:r>
               <w:rPr>
                 <w:rFonts w:hint="eastAsia"/>
@@ -2383,8 +2920,36 @@
                 <w:bCs/>
                 <w:szCs w:val="20"/>
               </w:rPr>
+              <w:t xml:space="preserve"> 추출</w:t>
+            </w:r>
+            <w:r>
+              <w:rPr>
+                <w:b/>
+                <w:bCs/>
+                <w:szCs w:val="20"/>
+              </w:rPr>
+              <w:br/>
+            </w:r>
+            <w:r>
+              <w:rPr>
+                <w:rFonts w:hint="eastAsia"/>
+                <w:b/>
+                <w:bCs/>
+                <w:szCs w:val="20"/>
+              </w:rPr>
+              <w:t xml:space="preserve">이종진: </w:t>
+            </w:r>
+            <w:proofErr w:type="spellStart"/>
+            <w:r>
+              <w:rPr>
+                <w:rFonts w:hint="eastAsia"/>
+                <w:b/>
+                <w:bCs/>
+                <w:szCs w:val="20"/>
+              </w:rPr>
               <w:t>로비씬</w:t>
             </w:r>
+            <w:proofErr w:type="spellEnd"/>
             <w:r>
               <w:rPr>
                 <w:rFonts w:hint="eastAsia"/>
